--- a/doc/詞/宋朝/李煜/李煜-漁父.docx
+++ b/doc/詞/宋朝/李煜/李煜-漁父.docx
@@ -1,6 +1,6 @@
 
 <file path=word/document.xml><?xml version="1.0" encoding="utf-8"?>
-<w:document xmlns:wpc="http://schemas.microsoft.com/office/word/2010/wordprocessingCanvas" xmlns:cx="http://schemas.microsoft.com/office/drawing/2014/chartex" xmlns:cx1="http://schemas.microsoft.com/office/drawing/2015/9/8/chartex" xmlns:cx2="http://schemas.microsoft.com/office/drawing/2015/10/21/chartex" xmlns:cx3="http://schemas.microsoft.com/office/drawing/2016/5/9/chartex" xmlns:cx4="http://schemas.microsoft.com/office/drawing/2016/5/10/chartex" xmlns:cx5="http://schemas.microsoft.com/office/drawing/2016/5/11/chartex" xmlns:cx6="http://schemas.microsoft.com/office/drawing/2016/5/12/chartex" xmlns:cx7="http://schemas.microsoft.com/office/drawing/2016/5/13/chartex" xmlns:cx8="http://schemas.microsoft.com/office/drawing/2016/5/14/chartex" xmlns:mc="http://schemas.openxmlformats.org/markup-compatibility/2006" xmlns:aink="http://schemas.microsoft.com/office/drawing/2016/ink" xmlns:am3d="http://schemas.microsoft.com/office/drawing/2017/model3d" xmlns:o="urn:schemas-microsoft-com:office:office" xmlns:oel="http://schemas.microsoft.com/office/2019/extlst" xmlns:r="http://schemas.openxmlformats.org/officeDocument/2006/relationships" xmlns:m="http://schemas.openxmlformats.org/officeDocument/2006/math" xmlns:v="urn:schemas-microsoft-com:vml" xmlns:wp14="http://schemas.microsoft.com/office/word/2010/wordprocessingDrawing" xmlns:wp="http://schemas.openxmlformats.org/drawingml/2006/wordprocessingDrawing" xmlns:w10="urn:schemas-microsoft-com:office:word" xmlns:w="http://schemas.openxmlformats.org/wordprocessingml/2006/main" xmlns:w14="http://schemas.microsoft.com/office/word/2010/wordml" xmlns:w15="http://schemas.microsoft.com/office/word/2012/wordml" xmlns:w16cex="http://schemas.microsoft.com/office/word/2018/wordml/cex" xmlns:w16cid="http://schemas.microsoft.com/office/word/2016/wordml/cid" xmlns:w16="http://schemas.microsoft.com/office/word/2018/wordml" xmlns:w16du="http://schemas.microsoft.com/office/word/2023/wordml/word16du" xmlns:w16sdtdh="http://schemas.microsoft.com/office/word/2020/wordml/sdtdatahash" xmlns:w16se="http://schemas.microsoft.com/office/word/2015/wordml/symex" xmlns:wpg="http://schemas.microsoft.com/office/word/2010/wordprocessingGroup" xmlns:wpi="http://schemas.microsoft.com/office/word/2010/wordprocessingInk" xmlns:wne="http://schemas.microsoft.com/office/word/2006/wordml" xmlns:wps="http://schemas.microsoft.com/office/word/2010/wordprocessingShape" mc:Ignorable="w14 w15 w16se w16cid w16 w16cex w16sdtdh wp14">
+<w:document xmlns:wpc="http://schemas.microsoft.com/office/word/2010/wordprocessingCanvas" xmlns:cx="http://schemas.microsoft.com/office/drawing/2014/chartex" xmlns:cx1="http://schemas.microsoft.com/office/drawing/2015/9/8/chartex" xmlns:cx2="http://schemas.microsoft.com/office/drawing/2015/10/21/chartex" xmlns:cx3="http://schemas.microsoft.com/office/drawing/2016/5/9/chartex" xmlns:cx4="http://schemas.microsoft.com/office/drawing/2016/5/10/chartex" xmlns:cx5="http://schemas.microsoft.com/office/drawing/2016/5/11/chartex" xmlns:cx6="http://schemas.microsoft.com/office/drawing/2016/5/12/chartex" xmlns:cx7="http://schemas.microsoft.com/office/drawing/2016/5/13/chartex" xmlns:cx8="http://schemas.microsoft.com/office/drawing/2016/5/14/chartex" xmlns:mc="http://schemas.openxmlformats.org/markup-compatibility/2006" xmlns:aink="http://schemas.microsoft.com/office/drawing/2016/ink" xmlns:am3d="http://schemas.microsoft.com/office/drawing/2017/model3d" xmlns:o="urn:schemas-microsoft-com:office:office" xmlns:oel="http://schemas.microsoft.com/office/2019/extlst" xmlns:r="http://schemas.openxmlformats.org/officeDocument/2006/relationships" xmlns:m="http://schemas.openxmlformats.org/officeDocument/2006/math" xmlns:v="urn:schemas-microsoft-com:vml" xmlns:wp14="http://schemas.microsoft.com/office/word/2010/wordprocessingDrawing" xmlns:wp="http://schemas.openxmlformats.org/drawingml/2006/wordprocessingDrawing" xmlns:w10="urn:schemas-microsoft-com:office:word" xmlns:w="http://schemas.openxmlformats.org/wordprocessingml/2006/main" xmlns:w14="http://schemas.microsoft.com/office/word/2010/wordml" xmlns:w15="http://schemas.microsoft.com/office/word/2012/wordml" xmlns:w16cex="http://schemas.microsoft.com/office/word/2018/wordml/cex" xmlns:w16cid="http://schemas.microsoft.com/office/word/2016/wordml/cid" xmlns:w16="http://schemas.microsoft.com/office/word/2018/wordml" xmlns:w16du="http://schemas.microsoft.com/office/word/2023/wordml/word16du" xmlns:w16sdtdh="http://schemas.microsoft.com/office/word/2020/wordml/sdtdatahash" xmlns:w16sdtfl="http://schemas.microsoft.com/office/word/2024/wordml/sdtformatlock" xmlns:w16se="http://schemas.microsoft.com/office/word/2015/wordml/symex" xmlns:wpg="http://schemas.microsoft.com/office/word/2010/wordprocessingGroup" xmlns:wpi="http://schemas.microsoft.com/office/word/2010/wordprocessingInk" xmlns:wne="http://schemas.microsoft.com/office/word/2006/wordml" xmlns:wps="http://schemas.microsoft.com/office/word/2010/wordprocessingShape" mc:Ignorable="w14 w15 w16se w16cid w16 w16cex w16sdtdh w16sdtfl w16du wp14">
   <w:body>
     <w:p>
       <w:pPr>
@@ -71,7 +71,7 @@
           <w:sz w:val="48"/>
           <w:szCs w:val="48"/>
         </w:rPr>
-        <w:t xml:space="preserve">            </w:t>
+        <w:t xml:space="preserve">           </w:t>
       </w:r>
       <w:r>
         <w:rPr>
@@ -89,10 +89,11 @@
     </w:p>
     <w:p>
       <w:pPr>
-        <w:spacing w:after="0" w:line="480" w:lineRule="exact"/>
+        <w:spacing w:after="0" w:line="440" w:lineRule="exact"/>
         <w:ind w:left="0" w:right="0" w:firstLine="0"/>
         <w:rPr>
           <w:color w:val="0F0F0F"/>
+          <w:spacing w:val="-6"/>
           <w:sz w:val="32"/>
           <w:szCs w:val="32"/>
         </w:rPr>
@@ -101,6 +102,7 @@
         <w:rPr>
           <w:rFonts w:hint="eastAsia"/>
           <w:color w:val="0F0F0F"/>
+          <w:spacing w:val="-6"/>
           <w:sz w:val="32"/>
           <w:szCs w:val="32"/>
         </w:rPr>
@@ -110,6 +112,7 @@
         <w:rPr>
           <w:rFonts w:hint="eastAsia"/>
           <w:color w:val="0F0F0F"/>
+          <w:spacing w:val="-6"/>
           <w:sz w:val="32"/>
           <w:szCs w:val="32"/>
         </w:rPr>
@@ -119,6 +122,7 @@
         <w:rPr>
           <w:rFonts w:hint="eastAsia"/>
           <w:color w:val="0F0F0F"/>
+          <w:spacing w:val="-6"/>
           <w:sz w:val="32"/>
           <w:szCs w:val="32"/>
         </w:rPr>
@@ -128,208 +132,63 @@
         <w:rPr>
           <w:rFonts w:hint="eastAsia"/>
           <w:color w:val="0F0F0F"/>
+          <w:spacing w:val="-6"/>
           <w:sz w:val="32"/>
           <w:szCs w:val="32"/>
         </w:rPr>
-        <w:t>一竿</w:t>
-      </w:r>
-      <w:proofErr w:type="gramStart"/>
-      <w:r>
-        <w:rPr>
-          <w:rFonts w:hint="eastAsia"/>
-          <w:color w:val="0F0F0F"/>
+        <w:t>一竿綸</w:t>
+      </w:r>
+      <w:r>
+        <w:rPr>
+          <w:rFonts w:hint="eastAsia"/>
+          <w:color w:val="0F0F0F"/>
+          <w:spacing w:val="-6"/>
           <w:sz w:val="32"/>
           <w:szCs w:val="32"/>
         </w:rPr>
-        <w:t>綸</w:t>
-      </w:r>
-      <w:proofErr w:type="gramEnd"/>
-      <w:r>
-        <w:rPr>
-          <w:rFonts w:hint="eastAsia"/>
-          <w:color w:val="0F0F0F"/>
+        <w:t>，</w:t>
+      </w:r>
+      <w:r>
+        <w:rPr>
+          <w:rFonts w:hint="eastAsia"/>
+          <w:color w:val="0F0F0F"/>
+          <w:spacing w:val="-6"/>
           <w:sz w:val="32"/>
           <w:szCs w:val="32"/>
         </w:rPr>
-        <w:t>，</w:t>
-      </w:r>
-      <w:r>
-        <w:rPr>
-          <w:rFonts w:hint="eastAsia"/>
-          <w:color w:val="0F0F0F"/>
+        <w:t>世上</w:t>
+      </w:r>
+      <w:r>
+        <w:rPr>
+          <w:rFonts w:hint="eastAsia"/>
+          <w:color w:val="0F0F0F"/>
+          <w:spacing w:val="-6"/>
           <w:sz w:val="32"/>
           <w:szCs w:val="32"/>
         </w:rPr>
-        <w:t>世上</w:t>
-      </w:r>
-      <w:r>
-        <w:rPr>
-          <w:rFonts w:hint="eastAsia"/>
-          <w:color w:val="0F0F0F"/>
+        <w:t>如儂有幾人。</w:t>
+      </w:r>
+    </w:p>
+    <w:p>
+      <w:pPr>
+        <w:spacing w:after="0" w:line="440" w:lineRule="exact"/>
+        <w:ind w:left="0" w:right="0" w:firstLine="0"/>
+        <w:rPr>
+          <w:color w:val="0F0F0F"/>
+          <w:spacing w:val="-6"/>
           <w:sz w:val="32"/>
           <w:szCs w:val="32"/>
         </w:rPr>
-        <w:t>如</w:t>
-      </w:r>
-      <w:proofErr w:type="gramStart"/>
-      <w:r>
-        <w:rPr>
-          <w:rFonts w:hint="eastAsia"/>
-          <w:color w:val="0F0F0F"/>
+      </w:pPr>
+      <w:r>
+        <w:rPr>
+          <w:rFonts w:hint="eastAsia"/>
+          <w:color w:val="0F0F0F"/>
+          <w:spacing w:val="-6"/>
           <w:sz w:val="32"/>
           <w:szCs w:val="32"/>
         </w:rPr>
-        <w:t>儂</w:t>
-      </w:r>
-      <w:proofErr w:type="gramEnd"/>
-      <w:r>
-        <w:rPr>
-          <w:rFonts w:hint="eastAsia"/>
-          <w:color w:val="0F0F0F"/>
-          <w:sz w:val="32"/>
-          <w:szCs w:val="32"/>
-        </w:rPr>
-        <w:t>有幾人</w:t>
-      </w:r>
-      <w:r>
-        <w:rPr>
-          <w:rFonts w:hint="eastAsia"/>
-          <w:color w:val="0F0F0F"/>
-          <w:sz w:val="32"/>
-          <w:szCs w:val="32"/>
-        </w:rPr>
-        <w:t>。</w:t>
-      </w:r>
-    </w:p>
-    <w:p>
-      <w:pPr>
-        <w:spacing w:after="0" w:line="480" w:lineRule="exact"/>
-        <w:ind w:left="0" w:right="0" w:firstLine="0"/>
-        <w:rPr>
-          <w:color w:val="0F0F0F"/>
-          <w:sz w:val="32"/>
-          <w:szCs w:val="32"/>
-        </w:rPr>
-      </w:pPr>
-      <w:proofErr w:type="gramStart"/>
-      <w:r>
-        <w:rPr>
-          <w:rFonts w:hint="eastAsia"/>
-          <w:color w:val="0F0F0F"/>
-          <w:sz w:val="32"/>
-          <w:szCs w:val="32"/>
-        </w:rPr>
-        <w:t>一棹</w:t>
-      </w:r>
-      <w:proofErr w:type="gramEnd"/>
-      <w:r>
-        <w:rPr>
-          <w:rFonts w:hint="eastAsia"/>
-          <w:color w:val="0F0F0F"/>
-          <w:sz w:val="32"/>
-          <w:szCs w:val="32"/>
-        </w:rPr>
-        <w:t>春風</w:t>
-      </w:r>
-      <w:proofErr w:type="gramStart"/>
-      <w:r>
-        <w:rPr>
-          <w:rFonts w:hint="eastAsia"/>
-          <w:color w:val="0F0F0F"/>
-          <w:sz w:val="32"/>
-          <w:szCs w:val="32"/>
-        </w:rPr>
-        <w:t>一葉舟</w:t>
-      </w:r>
-      <w:proofErr w:type="gramEnd"/>
-      <w:r>
-        <w:rPr>
-          <w:rFonts w:hint="eastAsia"/>
-          <w:color w:val="0F0F0F"/>
-          <w:sz w:val="32"/>
-          <w:szCs w:val="32"/>
-        </w:rPr>
-        <w:t>，</w:t>
-      </w:r>
-      <w:proofErr w:type="gramStart"/>
-      <w:r>
-        <w:rPr>
-          <w:rFonts w:hint="eastAsia"/>
-          <w:color w:val="0F0F0F"/>
-          <w:sz w:val="32"/>
-          <w:szCs w:val="32"/>
-        </w:rPr>
-        <w:t>一綸繭縷一</w:t>
-      </w:r>
-      <w:proofErr w:type="gramEnd"/>
-      <w:r>
-        <w:rPr>
-          <w:rFonts w:hint="eastAsia"/>
-          <w:color w:val="0F0F0F"/>
-          <w:sz w:val="32"/>
-          <w:szCs w:val="32"/>
-        </w:rPr>
-        <w:t>輕</w:t>
-      </w:r>
-      <w:proofErr w:type="gramStart"/>
-      <w:r>
-        <w:rPr>
-          <w:rFonts w:hint="eastAsia"/>
-          <w:color w:val="0F0F0F"/>
-          <w:sz w:val="32"/>
-          <w:szCs w:val="32"/>
-        </w:rPr>
-        <w:t>鉤</w:t>
-      </w:r>
-      <w:proofErr w:type="gramEnd"/>
-      <w:r>
-        <w:rPr>
-          <w:rFonts w:hint="eastAsia"/>
-          <w:color w:val="0F0F0F"/>
-          <w:sz w:val="32"/>
-          <w:szCs w:val="32"/>
-        </w:rPr>
-        <w:t>。花滿</w:t>
-      </w:r>
-      <w:proofErr w:type="gramStart"/>
-      <w:r>
-        <w:rPr>
-          <w:rFonts w:hint="eastAsia"/>
-          <w:color w:val="0F0F0F"/>
-          <w:sz w:val="32"/>
-          <w:szCs w:val="32"/>
-        </w:rPr>
-        <w:t>渚</w:t>
-      </w:r>
-      <w:proofErr w:type="gramEnd"/>
-      <w:r>
-        <w:rPr>
-          <w:rFonts w:hint="eastAsia"/>
-          <w:color w:val="0F0F0F"/>
-          <w:sz w:val="32"/>
-          <w:szCs w:val="32"/>
-        </w:rPr>
-        <w:t>，酒滿</w:t>
-      </w:r>
-      <w:proofErr w:type="gramStart"/>
-      <w:r>
-        <w:rPr>
-          <w:rFonts w:hint="eastAsia"/>
-          <w:color w:val="0F0F0F"/>
-          <w:sz w:val="32"/>
-          <w:szCs w:val="32"/>
-        </w:rPr>
-        <w:t>甌</w:t>
-      </w:r>
-      <w:proofErr w:type="gramEnd"/>
-      <w:r>
-        <w:rPr>
-          <w:rFonts w:hint="eastAsia"/>
-          <w:color w:val="0F0F0F"/>
-          <w:sz w:val="32"/>
-          <w:szCs w:val="32"/>
-        </w:rPr>
-        <w:t>，萬頃波中得自由。</w:t>
+        <w:t>一棹春風一葉舟，一綸繭縷一輕鉤。花滿渚，酒滿甌，萬頃波中得自由。</w:t>
       </w:r>
     </w:p>
     <w:p>
@@ -348,213 +207,69 @@
     </w:p>
     <w:p>
       <w:pPr>
-        <w:spacing w:after="0" w:line="480" w:lineRule="exact"/>
+        <w:spacing w:after="0" w:line="420" w:lineRule="exact"/>
         <w:ind w:left="0" w:right="0" w:firstLine="0"/>
-        <w:rPr>
-          <w:szCs w:val="28"/>
-        </w:rPr>
-      </w:pPr>
-      <w:r>
-        <w:rPr>
-          <w:rFonts w:hint="eastAsia"/>
-          <w:szCs w:val="28"/>
-        </w:rPr>
-        <w:t xml:space="preserve">    </w:t>
-      </w:r>
-      <w:r>
-        <w:rPr>
-          <w:rFonts w:hint="eastAsia"/>
-          <w:szCs w:val="28"/>
-        </w:rPr>
-        <w:t>波濤</w:t>
-      </w:r>
-      <w:r>
-        <w:rPr>
-          <w:rFonts w:hint="eastAsia"/>
-          <w:szCs w:val="28"/>
-        </w:rPr>
-        <w:t>捲起了千萬重的</w:t>
-      </w:r>
-      <w:r>
-        <w:rPr>
-          <w:rFonts w:hint="eastAsia"/>
-          <w:szCs w:val="28"/>
-        </w:rPr>
-        <w:t>飛</w:t>
-      </w:r>
-      <w:r>
-        <w:rPr>
-          <w:rFonts w:hint="eastAsia"/>
-          <w:szCs w:val="28"/>
-        </w:rPr>
-        <w:t>雪，像是在歡迎我。那</w:t>
-      </w:r>
-      <w:r>
-        <w:rPr>
-          <w:rFonts w:hint="eastAsia"/>
-          <w:b/>
-          <w:bCs/>
-          <w:szCs w:val="28"/>
-        </w:rPr>
-        <w:t>灼灼</w:t>
-      </w:r>
-      <w:r>
-        <w:rPr>
-          <w:rFonts w:hint="eastAsia"/>
-          <w:szCs w:val="28"/>
-        </w:rPr>
-        <w:t>桃花和</w:t>
-      </w:r>
-      <w:proofErr w:type="gramStart"/>
-      <w:r>
-        <w:rPr>
-          <w:rFonts w:hint="eastAsia"/>
-          <w:szCs w:val="28"/>
-        </w:rPr>
-        <w:t>如</w:t>
-      </w:r>
-      <w:proofErr w:type="gramEnd"/>
-      <w:r>
-        <w:rPr>
-          <w:rFonts w:hint="eastAsia"/>
-          <w:szCs w:val="28"/>
-        </w:rPr>
-        <w:t>冰雪晶瑩的李花，默默無言排成一行行，我像是受到夾道歡迎的貴客，讓我感受到了春天的溫暖。攜一壺美酒，懸一根釣</w:t>
-      </w:r>
-      <w:proofErr w:type="gramStart"/>
-      <w:r>
-        <w:rPr>
-          <w:rFonts w:hint="eastAsia"/>
-          <w:szCs w:val="28"/>
-        </w:rPr>
-        <w:t>桿</w:t>
-      </w:r>
-      <w:proofErr w:type="gramEnd"/>
-      <w:r>
-        <w:rPr>
-          <w:rFonts w:hint="eastAsia"/>
-          <w:szCs w:val="28"/>
-        </w:rPr>
-        <w:t>去作一個</w:t>
-      </w:r>
-      <w:proofErr w:type="gramStart"/>
-      <w:r>
-        <w:rPr>
-          <w:rFonts w:hint="eastAsia"/>
-          <w:b/>
-          <w:bCs/>
-          <w:szCs w:val="28"/>
-        </w:rPr>
-        <w:t>煙波釣徒</w:t>
-      </w:r>
-      <w:proofErr w:type="gramEnd"/>
-      <w:r>
-        <w:rPr>
-          <w:rFonts w:hint="eastAsia"/>
-          <w:szCs w:val="28"/>
-        </w:rPr>
-        <w:t>，真是開心</w:t>
-      </w:r>
-      <w:r>
-        <w:rPr>
-          <w:rFonts w:hint="eastAsia"/>
-          <w:szCs w:val="28"/>
-        </w:rPr>
-        <w:t>呀！</w:t>
-      </w:r>
-      <w:r>
-        <w:rPr>
-          <w:rFonts w:hint="eastAsia"/>
-          <w:szCs w:val="28"/>
-        </w:rPr>
-        <w:t>世上像我這樣快活的人有幾個呢！</w:t>
-      </w:r>
-    </w:p>
-    <w:p>
-      <w:pPr>
-        <w:spacing w:after="0" w:line="480" w:lineRule="exact"/>
+        <w:jc w:val="both"/>
+        <w:rPr>
+          <w:szCs w:val="28"/>
+        </w:rPr>
+      </w:pPr>
+      <w:r>
+        <w:rPr>
+          <w:szCs w:val="28"/>
+        </w:rPr>
+        <w:t>浪花彷彿懷抱著情意，翻捲起千重如雪的白浪；岸邊的桃花默默無語，卻點綴出一排蓬勃的春色。</w:t>
+      </w:r>
+    </w:p>
+    <w:p>
+      <w:pPr>
+        <w:spacing w:after="0" w:line="420" w:lineRule="exact"/>
         <w:ind w:left="0" w:right="0" w:firstLine="0"/>
-        <w:rPr>
-          <w:szCs w:val="28"/>
-        </w:rPr>
-      </w:pPr>
-      <w:r>
-        <w:rPr>
-          <w:rFonts w:hint="eastAsia"/>
-          <w:szCs w:val="28"/>
-        </w:rPr>
-        <w:t xml:space="preserve">    </w:t>
-      </w:r>
-      <w:r>
-        <w:rPr>
-          <w:rFonts w:hint="eastAsia"/>
-          <w:szCs w:val="28"/>
-        </w:rPr>
-        <w:t>漁父駕著一葉</w:t>
-      </w:r>
-      <w:r>
-        <w:rPr>
-          <w:rFonts w:hint="eastAsia"/>
-          <w:b/>
-          <w:bCs/>
-          <w:szCs w:val="28"/>
-        </w:rPr>
-        <w:t>扁舟</w:t>
-      </w:r>
-      <w:r>
-        <w:rPr>
-          <w:rFonts w:hint="eastAsia"/>
-          <w:szCs w:val="28"/>
-        </w:rPr>
-        <w:t>，</w:t>
-      </w:r>
-      <w:proofErr w:type="gramStart"/>
-      <w:r>
-        <w:rPr>
-          <w:rFonts w:hint="eastAsia"/>
-          <w:szCs w:val="28"/>
-        </w:rPr>
-        <w:t>划著</w:t>
-      </w:r>
-      <w:proofErr w:type="gramEnd"/>
-      <w:r>
-        <w:rPr>
-          <w:rFonts w:hint="eastAsia"/>
-          <w:szCs w:val="28"/>
-        </w:rPr>
-        <w:t>一支長槳，迎著春風，出沒在波濤之中。他時而舉起一根絲線，放下一隻輕</w:t>
-      </w:r>
-      <w:proofErr w:type="gramStart"/>
-      <w:r>
-        <w:rPr>
-          <w:rFonts w:hint="eastAsia"/>
-          <w:szCs w:val="28"/>
-        </w:rPr>
-        <w:t>鉤</w:t>
-      </w:r>
-      <w:proofErr w:type="gramEnd"/>
-      <w:r>
-        <w:rPr>
-          <w:rFonts w:hint="eastAsia"/>
-          <w:szCs w:val="28"/>
-        </w:rPr>
-        <w:t>；時而舉起酒壺，看著沙洲上的春花，在萬頃水面上</w:t>
-      </w:r>
-      <w:proofErr w:type="gramStart"/>
-      <w:r>
-        <w:rPr>
-          <w:rFonts w:hint="eastAsia"/>
-          <w:szCs w:val="28"/>
-        </w:rPr>
-        <w:t>心滿意足地品著</w:t>
-      </w:r>
-      <w:proofErr w:type="gramEnd"/>
-      <w:r>
-        <w:rPr>
-          <w:rFonts w:hint="eastAsia"/>
-          <w:szCs w:val="28"/>
-        </w:rPr>
-        <w:t>美酒，何等瀟灑自在。</w:t>
+        <w:jc w:val="both"/>
+        <w:rPr>
+          <w:szCs w:val="28"/>
+        </w:rPr>
+      </w:pPr>
+      <w:r>
+        <w:rPr>
+          <w:szCs w:val="28"/>
+        </w:rPr>
+        <w:t>攜帶一壺美酒，拿著一根釣竿，這世上像我這樣灑脫自在的人，又能有幾個呢？</w:t>
+      </w:r>
+    </w:p>
+    <w:p>
+      <w:pPr>
+        <w:spacing w:beforeLines="50" w:before="120" w:after="0" w:line="420" w:lineRule="exact"/>
+        <w:ind w:left="0" w:right="0" w:firstLine="0"/>
+        <w:jc w:val="both"/>
+        <w:rPr>
+          <w:szCs w:val="28"/>
+        </w:rPr>
+      </w:pPr>
+      <w:r>
+        <w:rPr>
+          <w:rFonts w:hint="eastAsia"/>
+          <w:szCs w:val="28"/>
+        </w:rPr>
+        <w:t>吹著滿江春風，駕著一葉輕舟；手中握著一根細長的生絲釣線，與一枚輕盈的魚鉤。</w:t>
+      </w:r>
+    </w:p>
+    <w:p>
+      <w:pPr>
+        <w:spacing w:after="0" w:line="420" w:lineRule="exact"/>
+        <w:ind w:left="0" w:right="0" w:firstLine="0"/>
+        <w:jc w:val="both"/>
+        <w:rPr>
+          <w:rFonts w:hint="eastAsia"/>
+          <w:szCs w:val="28"/>
+        </w:rPr>
+      </w:pPr>
+      <w:r>
+        <w:rPr>
+          <w:rFonts w:hint="eastAsia"/>
+          <w:szCs w:val="28"/>
+        </w:rPr>
+        <w:t>岸邊的水洲上開滿鮮花，手中的酒杯裡斟滿美酒；在這廣袤無垠的萬頃煙波之中，終於得到了真正的自由。</w:t>
       </w:r>
     </w:p>
     <w:p>
@@ -582,8 +297,8 @@
           <w:ilvl w:val="0"/>
           <w:numId w:val="1"/>
         </w:numPr>
-        <w:spacing w:after="0" w:line="480" w:lineRule="exact"/>
-        <w:ind w:leftChars="0" w:right="0" w:hanging="482"/>
+        <w:spacing w:after="0" w:line="400" w:lineRule="exact"/>
+        <w:ind w:leftChars="0" w:left="284" w:right="0" w:hanging="284"/>
         <w:rPr>
           <w:color w:val="0F0F0F"/>
           <w:szCs w:val="28"/>
@@ -605,7 +320,6 @@
         </w:rPr>
         <w:t>(</w:t>
       </w:r>
-      <w:proofErr w:type="gramStart"/>
       <w:r>
         <w:rPr>
           <w:rFonts w:hint="eastAsia"/>
@@ -615,7 +329,6 @@
         </w:rPr>
         <w:t>ㄈㄨˇ</w:t>
       </w:r>
-      <w:proofErr w:type="gramEnd"/>
       <w:r>
         <w:rPr>
           <w:rFonts w:hint="eastAsia"/>
@@ -664,14 +377,13 @@
           <w:ilvl w:val="0"/>
           <w:numId w:val="1"/>
         </w:numPr>
-        <w:spacing w:after="0" w:line="480" w:lineRule="exact"/>
-        <w:ind w:leftChars="0" w:right="0" w:hanging="482"/>
-        <w:rPr>
-          <w:color w:val="0F0F0F"/>
-          <w:szCs w:val="28"/>
-        </w:rPr>
-      </w:pPr>
-      <w:proofErr w:type="gramStart"/>
+        <w:spacing w:after="0" w:line="400" w:lineRule="exact"/>
+        <w:ind w:leftChars="0" w:left="284" w:right="0" w:hanging="284"/>
+        <w:rPr>
+          <w:color w:val="0F0F0F"/>
+          <w:szCs w:val="28"/>
+        </w:rPr>
+      </w:pPr>
       <w:r>
         <w:rPr>
           <w:rFonts w:hint="eastAsia"/>
@@ -680,7 +392,6 @@
         </w:rPr>
         <w:t>儂</w:t>
       </w:r>
-      <w:proofErr w:type="gramEnd"/>
       <w:r>
         <w:rPr>
           <w:rFonts w:hint="eastAsia"/>
@@ -694,69 +405,30 @@
           <w:color w:val="0F0F0F"/>
           <w:szCs w:val="28"/>
         </w:rPr>
-        <w:t>吳語。我，表第一人稱。</w:t>
-      </w:r>
-      <w:r>
-        <w:rPr>
-          <w:rFonts w:hint="eastAsia"/>
-          <w:color w:val="0F0F0F"/>
-          <w:szCs w:val="28"/>
-        </w:rPr>
-        <w:t>【例】</w:t>
-      </w:r>
-      <w:proofErr w:type="gramStart"/>
-      <w:r>
-        <w:rPr>
-          <w:rFonts w:hint="eastAsia"/>
-          <w:color w:val="0F0F0F"/>
-          <w:szCs w:val="28"/>
-        </w:rPr>
-        <w:t>儂今葬</w:t>
-      </w:r>
-      <w:proofErr w:type="gramEnd"/>
-      <w:r>
-        <w:rPr>
-          <w:rFonts w:hint="eastAsia"/>
-          <w:color w:val="0F0F0F"/>
-          <w:szCs w:val="28"/>
-        </w:rPr>
-        <w:t>花</w:t>
-      </w:r>
-      <w:proofErr w:type="gramStart"/>
-      <w:r>
-        <w:rPr>
-          <w:rFonts w:hint="eastAsia"/>
-          <w:color w:val="0F0F0F"/>
-          <w:szCs w:val="28"/>
-        </w:rPr>
-        <w:t>人笑痴</w:t>
-      </w:r>
-      <w:proofErr w:type="gramEnd"/>
-      <w:r>
-        <w:rPr>
-          <w:rFonts w:hint="eastAsia"/>
-          <w:color w:val="0F0F0F"/>
-          <w:szCs w:val="28"/>
-        </w:rPr>
-        <w:t>，他年葬</w:t>
-      </w:r>
-      <w:proofErr w:type="gramStart"/>
-      <w:r>
-        <w:rPr>
-          <w:rFonts w:hint="eastAsia"/>
-          <w:color w:val="0F0F0F"/>
-          <w:szCs w:val="28"/>
-        </w:rPr>
-        <w:t>儂</w:t>
-      </w:r>
-      <w:proofErr w:type="gramEnd"/>
-      <w:r>
-        <w:rPr>
-          <w:rFonts w:hint="eastAsia"/>
-          <w:color w:val="0F0F0F"/>
-          <w:szCs w:val="28"/>
-        </w:rPr>
-        <w:t>知是誰？(紅樓夢)</w:t>
+        <w:t>吳語</w:t>
+      </w:r>
+      <w:r>
+        <w:rPr>
+          <w:rFonts w:hint="eastAsia"/>
+          <w:color w:val="0F0F0F"/>
+          <w:szCs w:val="28"/>
+        </w:rPr>
+        <w:t>，</w:t>
+      </w:r>
+      <w:r>
+        <w:rPr>
+          <w:color w:val="0F0F0F"/>
+          <w:szCs w:val="28"/>
+        </w:rPr>
+        <w:t>我。</w:t>
+      </w:r>
+      <w:r>
+        <w:rPr>
+          <w:rFonts w:hint="eastAsia"/>
+          <w:color w:val="0F0F0F"/>
+          <w:szCs w:val="28"/>
+        </w:rPr>
+        <w:t>【例】儂今葬花人笑痴，他年葬儂知是誰？(紅樓夢)</w:t>
       </w:r>
     </w:p>
     <w:p>
@@ -766,32 +438,21 @@
           <w:ilvl w:val="0"/>
           <w:numId w:val="1"/>
         </w:numPr>
-        <w:spacing w:after="0" w:line="480" w:lineRule="exact"/>
-        <w:ind w:leftChars="0" w:right="0" w:hanging="482"/>
-        <w:rPr>
-          <w:color w:val="0F0F0F"/>
-          <w:szCs w:val="28"/>
-        </w:rPr>
-      </w:pPr>
-      <w:proofErr w:type="gramStart"/>
-      <w:r>
-        <w:rPr>
-          <w:rFonts w:hint="eastAsia"/>
-          <w:color w:val="0F0F0F"/>
-          <w:szCs w:val="28"/>
-        </w:rPr>
-        <w:t>棹</w:t>
-      </w:r>
-      <w:proofErr w:type="gramEnd"/>
-      <w:r>
-        <w:rPr>
-          <w:rFonts w:hint="eastAsia"/>
-          <w:color w:val="0F0F0F"/>
-          <w:szCs w:val="28"/>
-        </w:rPr>
-        <w:t>（</w:t>
-      </w:r>
-      <w:proofErr w:type="gramStart"/>
+        <w:spacing w:after="0" w:line="400" w:lineRule="exact"/>
+        <w:ind w:leftChars="0" w:left="284" w:right="0" w:hanging="284"/>
+        <w:rPr>
+          <w:color w:val="0F0F0F"/>
+          <w:szCs w:val="28"/>
+        </w:rPr>
+      </w:pPr>
+      <w:r>
+        <w:rPr>
+          <w:rFonts w:hint="eastAsia"/>
+          <w:color w:val="0F0F0F"/>
+          <w:szCs w:val="28"/>
+        </w:rPr>
+        <w:t>棹（</w:t>
+      </w:r>
       <w:r>
         <w:rPr>
           <w:rFonts w:hint="eastAsia"/>
@@ -801,23 +462,13 @@
         </w:rPr>
         <w:t>ㄓㄠˋ</w:t>
       </w:r>
-      <w:proofErr w:type="gramEnd"/>
-      <w:r>
-        <w:rPr>
-          <w:color w:val="0F0F0F"/>
-          <w:szCs w:val="28"/>
-        </w:rPr>
-        <w:t>）：搖船的工具。短的叫</w:t>
-      </w:r>
-      <w:proofErr w:type="gramStart"/>
-      <w:r>
-        <w:rPr>
-          <w:color w:val="0F0F0F"/>
-          <w:szCs w:val="28"/>
-        </w:rPr>
-        <w:t>楫</w:t>
-      </w:r>
-      <w:proofErr w:type="gramEnd"/>
+      <w:r>
+        <w:rPr>
+          <w:color w:val="0F0F0F"/>
+          <w:szCs w:val="28"/>
+        </w:rPr>
+        <w:t>）：搖船的工具。短的叫楫</w:t>
+      </w:r>
       <w:r>
         <w:rPr>
           <w:rFonts w:hint="eastAsia"/>
@@ -826,7 +477,6 @@
         </w:rPr>
         <w:t>(</w:t>
       </w:r>
-      <w:proofErr w:type="gramStart"/>
       <w:r>
         <w:rPr>
           <w:rFonts w:hint="eastAsia"/>
@@ -836,7 +486,6 @@
         </w:rPr>
         <w:t>ㄐㄧˊ</w:t>
       </w:r>
-      <w:proofErr w:type="gramEnd"/>
       <w:r>
         <w:rPr>
           <w:rFonts w:hint="eastAsia"/>
@@ -850,23 +499,7 @@
           <w:color w:val="0F0F0F"/>
           <w:szCs w:val="28"/>
         </w:rPr>
-        <w:t>，長的叫</w:t>
-      </w:r>
-      <w:proofErr w:type="gramStart"/>
-      <w:r>
-        <w:rPr>
-          <w:color w:val="0F0F0F"/>
-          <w:szCs w:val="28"/>
-        </w:rPr>
-        <w:t>棹</w:t>
-      </w:r>
-      <w:proofErr w:type="gramEnd"/>
-      <w:r>
-        <w:rPr>
-          <w:color w:val="0F0F0F"/>
-          <w:szCs w:val="28"/>
-        </w:rPr>
-        <w:t>。</w:t>
+        <w:t>，長的叫棹。</w:t>
       </w:r>
     </w:p>
     <w:p>
@@ -876,30 +509,20 @@
           <w:ilvl w:val="0"/>
           <w:numId w:val="1"/>
         </w:numPr>
-        <w:spacing w:after="0" w:line="480" w:lineRule="exact"/>
-        <w:ind w:leftChars="0" w:right="0" w:hanging="482"/>
-        <w:rPr>
-          <w:color w:val="0F0F0F"/>
-          <w:szCs w:val="28"/>
-        </w:rPr>
-      </w:pPr>
-      <w:proofErr w:type="gramStart"/>
-      <w:r>
-        <w:rPr>
-          <w:rFonts w:hint="eastAsia"/>
-          <w:color w:val="0F0F0F"/>
-          <w:szCs w:val="28"/>
-        </w:rPr>
-        <w:t>綸</w:t>
-      </w:r>
-      <w:proofErr w:type="gramEnd"/>
-      <w:r>
-        <w:rPr>
-          <w:rFonts w:hint="eastAsia"/>
-          <w:color w:val="0F0F0F"/>
-          <w:szCs w:val="28"/>
-        </w:rPr>
-        <w:t>：釣魚用的粗絲線。繭縷</w:t>
+        <w:spacing w:after="0" w:line="400" w:lineRule="exact"/>
+        <w:ind w:leftChars="0" w:left="284" w:right="0" w:hanging="284"/>
+        <w:rPr>
+          <w:color w:val="0F0F0F"/>
+          <w:szCs w:val="28"/>
+        </w:rPr>
+      </w:pPr>
+      <w:r>
+        <w:rPr>
+          <w:rFonts w:hint="eastAsia"/>
+          <w:color w:val="0F0F0F"/>
+          <w:szCs w:val="28"/>
+        </w:rPr>
+        <w:t>綸：釣魚用的粗絲線。繭縷</w:t>
       </w:r>
       <w:r>
         <w:rPr>
@@ -931,32 +554,21 @@
           <w:ilvl w:val="0"/>
           <w:numId w:val="1"/>
         </w:numPr>
-        <w:spacing w:after="0" w:line="480" w:lineRule="exact"/>
-        <w:ind w:leftChars="0" w:right="0" w:hanging="482"/>
-        <w:rPr>
-          <w:color w:val="0F0F0F"/>
-          <w:szCs w:val="28"/>
-        </w:rPr>
-      </w:pPr>
-      <w:proofErr w:type="gramStart"/>
-      <w:r>
-        <w:rPr>
-          <w:rFonts w:hint="eastAsia"/>
-          <w:color w:val="0F0F0F"/>
-          <w:szCs w:val="28"/>
-        </w:rPr>
-        <w:t>渚</w:t>
-      </w:r>
-      <w:proofErr w:type="gramEnd"/>
-      <w:r>
-        <w:rPr>
-          <w:rFonts w:hint="eastAsia"/>
-          <w:color w:val="0F0F0F"/>
-          <w:szCs w:val="28"/>
-        </w:rPr>
-        <w:t>（</w:t>
-      </w:r>
-      <w:proofErr w:type="gramStart"/>
+        <w:spacing w:after="0" w:line="400" w:lineRule="exact"/>
+        <w:ind w:leftChars="0" w:left="284" w:right="0" w:hanging="284"/>
+        <w:rPr>
+          <w:color w:val="0F0F0F"/>
+          <w:szCs w:val="28"/>
+        </w:rPr>
+      </w:pPr>
+      <w:r>
+        <w:rPr>
+          <w:rFonts w:hint="eastAsia"/>
+          <w:color w:val="0F0F0F"/>
+          <w:szCs w:val="28"/>
+        </w:rPr>
+        <w:t>渚（</w:t>
+      </w:r>
       <w:r>
         <w:rPr>
           <w:rFonts w:hint="eastAsia"/>
@@ -966,7 +578,6 @@
         </w:rPr>
         <w:t>ㄓㄨˇ</w:t>
       </w:r>
-      <w:proofErr w:type="gramEnd"/>
       <w:r>
         <w:rPr>
           <w:color w:val="0F0F0F"/>
@@ -982,32 +593,21 @@
           <w:ilvl w:val="0"/>
           <w:numId w:val="1"/>
         </w:numPr>
-        <w:spacing w:after="0" w:line="480" w:lineRule="exact"/>
-        <w:ind w:leftChars="0" w:right="0" w:hanging="482"/>
-        <w:rPr>
-          <w:color w:val="0F0F0F"/>
-          <w:szCs w:val="28"/>
-        </w:rPr>
-      </w:pPr>
-      <w:proofErr w:type="gramStart"/>
-      <w:r>
-        <w:rPr>
-          <w:rFonts w:hint="eastAsia"/>
-          <w:color w:val="0F0F0F"/>
-          <w:szCs w:val="28"/>
-        </w:rPr>
-        <w:t>甌</w:t>
-      </w:r>
-      <w:proofErr w:type="gramEnd"/>
-      <w:r>
-        <w:rPr>
-          <w:rFonts w:hint="eastAsia"/>
-          <w:color w:val="0F0F0F"/>
-          <w:szCs w:val="28"/>
-        </w:rPr>
-        <w:t>（</w:t>
-      </w:r>
-      <w:proofErr w:type="gramStart"/>
+        <w:spacing w:after="0" w:line="400" w:lineRule="exact"/>
+        <w:ind w:leftChars="0" w:left="284" w:right="0" w:hanging="284"/>
+        <w:rPr>
+          <w:color w:val="0F0F0F"/>
+          <w:szCs w:val="28"/>
+        </w:rPr>
+      </w:pPr>
+      <w:r>
+        <w:rPr>
+          <w:rFonts w:hint="eastAsia"/>
+          <w:color w:val="0F0F0F"/>
+          <w:szCs w:val="28"/>
+        </w:rPr>
+        <w:t>甌（</w:t>
+      </w:r>
       <w:r>
         <w:rPr>
           <w:rFonts w:ascii="Cambria" w:hAnsi="Cambria" w:cs="Cambria" w:hint="eastAsia"/>
@@ -1017,7 +617,6 @@
         </w:rPr>
         <w:t>ㄡ</w:t>
       </w:r>
-      <w:proofErr w:type="gramEnd"/>
       <w:r>
         <w:rPr>
           <w:color w:val="0F0F0F"/>
@@ -1025,94 +624,26 @@
         </w:rPr>
         <w:t>）</w:t>
       </w:r>
-    </w:p>
-    <w:p>
-      <w:pPr>
-        <w:pStyle w:val="aa"/>
-        <w:numPr>
-          <w:ilvl w:val="0"/>
-          <w:numId w:val="3"/>
-        </w:numPr>
-        <w:spacing w:after="0" w:line="480" w:lineRule="exact"/>
-        <w:ind w:leftChars="0" w:right="0" w:hanging="482"/>
-        <w:rPr>
-          <w:color w:val="0F0F0F"/>
-          <w:szCs w:val="28"/>
-        </w:rPr>
-      </w:pPr>
-      <w:r>
-        <w:rPr>
-          <w:rFonts w:hint="eastAsia"/>
-          <w:color w:val="0F0F0F"/>
-          <w:szCs w:val="28"/>
-        </w:rPr>
-        <w:t>盆、</w:t>
-      </w:r>
-      <w:proofErr w:type="gramStart"/>
-      <w:r>
-        <w:rPr>
-          <w:rFonts w:hint="eastAsia"/>
-          <w:color w:val="0F0F0F"/>
-          <w:szCs w:val="28"/>
-        </w:rPr>
-        <w:t>盂</w:t>
-      </w:r>
-      <w:proofErr w:type="gramEnd"/>
-      <w:r>
-        <w:rPr>
-          <w:rFonts w:hint="eastAsia"/>
-          <w:color w:val="0F0F0F"/>
-          <w:szCs w:val="28"/>
-        </w:rPr>
-        <w:t>等瓦器。【例】磁</w:t>
-      </w:r>
-      <w:proofErr w:type="gramStart"/>
-      <w:r>
-        <w:rPr>
-          <w:rFonts w:hint="eastAsia"/>
-          <w:color w:val="0F0F0F"/>
-          <w:szCs w:val="28"/>
-        </w:rPr>
-        <w:t>甌</w:t>
-      </w:r>
-      <w:proofErr w:type="gramEnd"/>
-    </w:p>
-    <w:p>
-      <w:pPr>
-        <w:pStyle w:val="aa"/>
-        <w:numPr>
-          <w:ilvl w:val="0"/>
-          <w:numId w:val="3"/>
-        </w:numPr>
-        <w:spacing w:after="0" w:line="480" w:lineRule="exact"/>
-        <w:ind w:leftChars="0" w:right="0" w:hanging="482"/>
-        <w:rPr>
-          <w:sz w:val="32"/>
-          <w:szCs w:val="32"/>
-        </w:rPr>
-      </w:pPr>
-      <w:r>
-        <w:rPr>
-          <w:rFonts w:hint="eastAsia"/>
-          <w:color w:val="0F0F0F"/>
-          <w:szCs w:val="28"/>
-        </w:rPr>
-        <w:t>喝酒、飲茶的碗杯。【例】茶</w:t>
-      </w:r>
-      <w:proofErr w:type="gramStart"/>
-      <w:r>
-        <w:rPr>
-          <w:rFonts w:hint="eastAsia"/>
-          <w:color w:val="0F0F0F"/>
-          <w:szCs w:val="28"/>
-        </w:rPr>
-        <w:t>甌</w:t>
-      </w:r>
-      <w:proofErr w:type="gramEnd"/>
-    </w:p>
-    <w:p>
-      <w:pPr>
-        <w:spacing w:beforeLines="50" w:before="120" w:after="0" w:line="400" w:lineRule="exact"/>
+      <w:r>
+        <w:rPr>
+          <w:rFonts w:hint="eastAsia"/>
+          <w:color w:val="0F0F0F"/>
+          <w:szCs w:val="28"/>
+        </w:rPr>
+        <w:t>：</w:t>
+      </w:r>
+      <w:r>
+        <w:rPr>
+          <w:rFonts w:hint="eastAsia"/>
+          <w:color w:val="0F0F0F"/>
+          <w:szCs w:val="28"/>
+        </w:rPr>
+        <w:t>喝酒、飲茶的碗杯。【例】茶甌</w:t>
+      </w:r>
+    </w:p>
+    <w:p>
+      <w:pPr>
+        <w:spacing w:beforeLines="50" w:before="120" w:after="0" w:line="440" w:lineRule="exact"/>
         <w:ind w:left="0" w:right="0" w:firstLine="0"/>
         <w:rPr>
           <w:sz w:val="32"/>
@@ -1202,23 +733,7 @@
           <w:rFonts w:hint="eastAsia"/>
           <w:szCs w:val="28"/>
         </w:rPr>
-        <w:t>所作《春江釣叟圖》</w:t>
-      </w:r>
-      <w:proofErr w:type="gramStart"/>
-      <w:r>
-        <w:rPr>
-          <w:rFonts w:hint="eastAsia"/>
-          <w:szCs w:val="28"/>
-        </w:rPr>
-        <w:t>題此詞二首</w:t>
-      </w:r>
-      <w:proofErr w:type="gramEnd"/>
-      <w:r>
-        <w:rPr>
-          <w:rFonts w:hint="eastAsia"/>
-          <w:szCs w:val="28"/>
-        </w:rPr>
-        <w:t>。</w:t>
+        <w:t>所作《春江釣叟圖》題此詞二首。</w:t>
       </w:r>
       <w:r>
         <w:rPr>
@@ -1239,23 +754,7 @@
           <w:rFonts w:hint="eastAsia"/>
           <w:szCs w:val="28"/>
         </w:rPr>
-        <w:t>要是原畫也流傳下來，我們就可以</w:t>
-      </w:r>
-      <w:proofErr w:type="gramStart"/>
-      <w:r>
-        <w:rPr>
-          <w:rFonts w:hint="eastAsia"/>
-          <w:szCs w:val="28"/>
-        </w:rPr>
-        <w:t>體會詞畫相得益彰</w:t>
-      </w:r>
-      <w:proofErr w:type="gramEnd"/>
-      <w:r>
-        <w:rPr>
-          <w:rFonts w:hint="eastAsia"/>
-          <w:szCs w:val="28"/>
-        </w:rPr>
-        <w:t>的妙處了。</w:t>
+        <w:t>要是原畫也流傳下來，我們就可以體會詞畫相得益彰的妙處了。</w:t>
       </w:r>
     </w:p>
     <w:p>
@@ -1278,19 +777,13 @@
     </w:p>
     <w:p>
       <w:pPr>
-        <w:spacing w:after="0" w:line="480" w:lineRule="exact"/>
+        <w:spacing w:after="0" w:line="420" w:lineRule="exact"/>
         <w:ind w:left="-6" w:right="0" w:hanging="11"/>
-        <w:rPr>
-          <w:bCs/>
-          <w:szCs w:val="28"/>
-        </w:rPr>
-        <w:sectPr>
-          <w:footerReference w:type="default" r:id="rId8"/>
-          <w:pgSz w:w="11906" w:h="16838"/>
-          <w:pgMar w:top="567" w:right="567" w:bottom="567" w:left="567" w:header="0" w:footer="0" w:gutter="0"/>
-          <w:cols w:space="720"/>
-          <w:docGrid w:linePitch="381"/>
-        </w:sectPr>
+        <w:jc w:val="both"/>
+        <w:rPr>
+          <w:bCs/>
+          <w:szCs w:val="28"/>
+        </w:rPr>
       </w:pPr>
       <w:r>
         <w:rPr>
@@ -1300,23 +793,13 @@
         </w:rPr>
         <w:t xml:space="preserve">    </w:t>
       </w:r>
-      <w:proofErr w:type="gramStart"/>
-      <w:r>
-        <w:rPr>
-          <w:rFonts w:hint="eastAsia"/>
-          <w:bCs/>
-          <w:szCs w:val="28"/>
-        </w:rPr>
-        <w:t>詞史上</w:t>
-      </w:r>
-      <w:proofErr w:type="gramEnd"/>
-      <w:r>
-        <w:rPr>
-          <w:rFonts w:hint="eastAsia"/>
-          <w:bCs/>
-          <w:szCs w:val="28"/>
-        </w:rPr>
-        <w:t>最早寫《漁父》詞的，是</w:t>
+      <w:r>
+        <w:rPr>
+          <w:rFonts w:hint="eastAsia"/>
+          <w:bCs/>
+          <w:szCs w:val="28"/>
+        </w:rPr>
+        <w:t>這兩首詞出自</w:t>
       </w:r>
       <w:r>
         <w:rPr>
@@ -1325,27 +808,294 @@
           <w:szCs w:val="28"/>
           <w:u w:val="single"/>
         </w:rPr>
-        <w:t>唐代</w:t>
-      </w:r>
-      <w:r>
-        <w:rPr>
-          <w:rFonts w:hint="eastAsia"/>
-          <w:bCs/>
-          <w:szCs w:val="28"/>
-        </w:rPr>
-        <w:t>的</w:t>
-      </w:r>
-      <w:hyperlink r:id="rId9" w:history="1">
-        <w:r>
-          <w:rPr>
-            <w:rStyle w:val="a8"/>
-            <w:rFonts w:hint="eastAsia"/>
-            <w:bCs/>
-            <w:szCs w:val="28"/>
-          </w:rPr>
-          <w:t>張志和</w:t>
-        </w:r>
-      </w:hyperlink>
+        <w:t>南唐</w:t>
+      </w:r>
+      <w:r>
+        <w:rPr>
+          <w:rFonts w:hint="eastAsia"/>
+          <w:bCs/>
+          <w:szCs w:val="28"/>
+        </w:rPr>
+        <w:t>後主</w:t>
+      </w:r>
+      <w:r>
+        <w:rPr>
+          <w:rFonts w:hint="eastAsia"/>
+          <w:bCs/>
+          <w:szCs w:val="28"/>
+          <w:u w:val="single"/>
+        </w:rPr>
+        <w:t>李煜</w:t>
+      </w:r>
+      <w:r>
+        <w:rPr>
+          <w:rFonts w:hint="eastAsia"/>
+          <w:bCs/>
+          <w:szCs w:val="28"/>
+        </w:rPr>
+        <w:t>的《漁父二首》，透過對江春美景與漁夫生活細緻的描繪，寄託了詞人對隱逸生活及身心自由的深切渴望。作品從景象營造、語言技巧到精神內涵層層遞進，展現出極高的藝術成就。</w:t>
+      </w:r>
+    </w:p>
+    <w:p>
+      <w:pPr>
+        <w:spacing w:after="0" w:line="420" w:lineRule="exact"/>
+        <w:ind w:left="-6" w:right="0" w:hanging="11"/>
+        <w:jc w:val="both"/>
+        <w:rPr>
+          <w:bCs/>
+          <w:spacing w:val="-2"/>
+          <w:szCs w:val="28"/>
+        </w:rPr>
+      </w:pPr>
+      <w:r>
+        <w:rPr>
+          <w:rFonts w:hint="eastAsia"/>
+          <w:bCs/>
+          <w:szCs w:val="28"/>
+        </w:rPr>
+        <w:t xml:space="preserve">　　</w:t>
+      </w:r>
+      <w:r>
+        <w:rPr>
+          <w:rFonts w:hint="eastAsia"/>
+          <w:bCs/>
+          <w:spacing w:val="-2"/>
+          <w:szCs w:val="28"/>
+        </w:rPr>
+        <w:t>在景致與生活的描繪上，詞人展現了精妙的</w:t>
+      </w:r>
+      <w:r>
+        <w:rPr>
+          <w:rFonts w:hint="eastAsia"/>
+          <w:b/>
+          <w:spacing w:val="-2"/>
+          <w:szCs w:val="28"/>
+        </w:rPr>
+        <w:t>動靜相生</w:t>
+      </w:r>
+      <w:r>
+        <w:rPr>
+          <w:rFonts w:hint="eastAsia"/>
+          <w:bCs/>
+          <w:spacing w:val="-2"/>
+          <w:szCs w:val="28"/>
+        </w:rPr>
+        <w:t>與</w:t>
+      </w:r>
+      <w:r>
+        <w:rPr>
+          <w:rFonts w:hint="eastAsia"/>
+          <w:b/>
+          <w:spacing w:val="-2"/>
+          <w:szCs w:val="28"/>
+        </w:rPr>
+        <w:t>極簡美學</w:t>
+      </w:r>
+      <w:r>
+        <w:rPr>
+          <w:rFonts w:hint="eastAsia"/>
+          <w:bCs/>
+          <w:spacing w:val="-2"/>
+          <w:szCs w:val="28"/>
+        </w:rPr>
+        <w:t>。「浪花有意千重雪」以極具張力的視覺比喻，將翻騰的浪花化作千重白雪，展現江面的蓬勃生機</w:t>
+      </w:r>
+      <w:r>
+        <w:rPr>
+          <w:bCs/>
+          <w:spacing w:val="-2"/>
+          <w:szCs w:val="28"/>
+        </w:rPr>
+        <w:br/>
+      </w:r>
+      <w:r>
+        <w:rPr>
+          <w:rFonts w:hint="eastAsia"/>
+          <w:bCs/>
+          <w:spacing w:val="-2"/>
+          <w:szCs w:val="28"/>
+        </w:rPr>
+        <w:t>；「桃花無言一隊春」則以靜態且含蓄的桃花，點綴出岸邊春意</w:t>
+      </w:r>
+      <w:r>
+        <w:rPr>
+          <w:rFonts w:hint="eastAsia"/>
+          <w:bCs/>
+          <w:spacing w:val="-2"/>
+          <w:szCs w:val="28"/>
+        </w:rPr>
+        <w:t>盎然</w:t>
+      </w:r>
+      <w:r>
+        <w:rPr>
+          <w:rFonts w:hint="eastAsia"/>
+          <w:bCs/>
+          <w:spacing w:val="-2"/>
+          <w:szCs w:val="28"/>
+        </w:rPr>
+        <w:t>的景象，一動一靜、一白一紅，交織出色彩</w:t>
+      </w:r>
+      <w:r>
+        <w:rPr>
+          <w:rFonts w:hint="eastAsia"/>
+          <w:b/>
+          <w:spacing w:val="-2"/>
+          <w:szCs w:val="28"/>
+        </w:rPr>
+        <w:t>斑斕</w:t>
+      </w:r>
+      <w:r>
+        <w:rPr>
+          <w:rFonts w:hint="eastAsia"/>
+          <w:bCs/>
+          <w:spacing w:val="-2"/>
+          <w:szCs w:val="28"/>
+        </w:rPr>
+        <w:t>的江春圖卷。而在「一壺酒，一竿綸」與「一棹春風一葉舟，一綸繭縷一輕鉤」中，詞人透過</w:t>
+      </w:r>
+      <w:r>
+        <w:rPr>
+          <w:rFonts w:hint="eastAsia"/>
+          <w:b/>
+          <w:spacing w:val="-2"/>
+          <w:szCs w:val="28"/>
+        </w:rPr>
+        <w:t>白描</w:t>
+      </w:r>
+      <w:r>
+        <w:rPr>
+          <w:rFonts w:hint="eastAsia"/>
+          <w:bCs/>
+          <w:spacing w:val="-2"/>
+          <w:szCs w:val="28"/>
+        </w:rPr>
+        <w:t>手法，將酒、釣竿、孤舟與春風相互交織，極力</w:t>
+      </w:r>
+      <w:r>
+        <w:rPr>
+          <w:rFonts w:hint="eastAsia"/>
+          <w:b/>
+          <w:spacing w:val="-2"/>
+          <w:szCs w:val="28"/>
+        </w:rPr>
+        <w:t>渲染</w:t>
+      </w:r>
+      <w:r>
+        <w:rPr>
+          <w:rFonts w:hint="eastAsia"/>
+          <w:bCs/>
+          <w:spacing w:val="-2"/>
+          <w:szCs w:val="28"/>
+        </w:rPr>
+        <w:t>出生活的極簡與純粹，勾勒出一個不受俗務干擾的獨立世界。</w:t>
+      </w:r>
+    </w:p>
+    <w:p>
+      <w:pPr>
+        <w:spacing w:after="0" w:line="420" w:lineRule="exact"/>
+        <w:ind w:left="-6" w:right="0" w:hanging="11"/>
+        <w:jc w:val="both"/>
+        <w:rPr>
+          <w:bCs/>
+          <w:szCs w:val="28"/>
+        </w:rPr>
+      </w:pPr>
+      <w:r>
+        <w:rPr>
+          <w:rFonts w:hint="eastAsia"/>
+          <w:bCs/>
+          <w:szCs w:val="28"/>
+        </w:rPr>
+        <w:t xml:space="preserve">　　</w:t>
+      </w:r>
+      <w:r>
+        <w:rPr>
+          <w:rFonts w:hint="eastAsia"/>
+          <w:bCs/>
+          <w:szCs w:val="28"/>
+        </w:rPr>
+        <w:t>在藝術手法與語言特色方面，大量數字「一」字的連用成為全篇最顯著的筆法</w:t>
+      </w:r>
+      <w:r>
+        <w:rPr>
+          <w:bCs/>
+          <w:szCs w:val="28"/>
+        </w:rPr>
+        <w:br/>
+      </w:r>
+      <w:r>
+        <w:rPr>
+          <w:rFonts w:hint="eastAsia"/>
+          <w:bCs/>
+          <w:szCs w:val="28"/>
+        </w:rPr>
+        <w:t>。這種疊用不僅未顯</w:t>
+      </w:r>
+      <w:r>
+        <w:rPr>
+          <w:rFonts w:hint="eastAsia"/>
+          <w:b/>
+          <w:szCs w:val="28"/>
+        </w:rPr>
+        <w:t>贅餘</w:t>
+      </w:r>
+      <w:r>
+        <w:rPr>
+          <w:rFonts w:hint="eastAsia"/>
+          <w:bCs/>
+          <w:szCs w:val="28"/>
+        </w:rPr>
+        <w:t>，反而賦予詩句輕快流暢的韻律感，完美</w:t>
+      </w:r>
+      <w:r>
+        <w:rPr>
+          <w:rFonts w:hint="eastAsia"/>
+          <w:b/>
+          <w:szCs w:val="28"/>
+        </w:rPr>
+        <w:t>契合</w:t>
+      </w:r>
+      <w:r>
+        <w:rPr>
+          <w:rFonts w:hint="eastAsia"/>
+          <w:bCs/>
+          <w:szCs w:val="28"/>
+        </w:rPr>
+        <w:t>漁父隨波逐流、輕盈自在的心境。同時，全詞採取「以景襯情，由實入虛」的結構，前段先描摹浪花、桃花、酒、舟、鉤等具體景物與器具，到了「花滿渚，酒滿甌」時將視覺</w:t>
+      </w:r>
+      <w:r>
+        <w:rPr>
+          <w:rFonts w:hint="eastAsia"/>
+          <w:bCs/>
+          <w:szCs w:val="28"/>
+        </w:rPr>
+        <w:lastRenderedPageBreak/>
+        <w:t>與味覺的豐盈推向頂峰，隨後一句「萬頃波中得自由」，便將實景瞬間轉化為</w:t>
+      </w:r>
+      <w:r>
+        <w:rPr>
+          <w:rFonts w:hint="eastAsia"/>
+          <w:b/>
+          <w:szCs w:val="28"/>
+        </w:rPr>
+        <w:t>浩瀚無垠</w:t>
+      </w:r>
+      <w:r>
+        <w:rPr>
+          <w:rFonts w:hint="eastAsia"/>
+          <w:bCs/>
+          <w:szCs w:val="28"/>
+        </w:rPr>
+        <w:t>的精神空間，完成了</w:t>
+      </w:r>
+      <w:r>
+        <w:rPr>
+          <w:rFonts w:hint="eastAsia"/>
+          <w:b/>
+          <w:szCs w:val="28"/>
+        </w:rPr>
+        <w:t>從物質簡約到精神富足的昇華</w:t>
+      </w:r>
       <w:r>
         <w:rPr>
           <w:rFonts w:hint="eastAsia"/>
@@ -1354,6 +1104,66 @@
         </w:rPr>
         <w:t>。</w:t>
       </w:r>
+    </w:p>
+    <w:p>
+      <w:pPr>
+        <w:spacing w:after="0" w:line="440" w:lineRule="exact"/>
+        <w:ind w:left="-6" w:right="0" w:hanging="11"/>
+        <w:jc w:val="both"/>
+        <w:rPr>
+          <w:bCs/>
+          <w:spacing w:val="-6"/>
+          <w:szCs w:val="28"/>
+        </w:rPr>
+      </w:pPr>
+      <w:r>
+        <w:rPr>
+          <w:rFonts w:hint="eastAsia"/>
+          <w:bCs/>
+          <w:szCs w:val="28"/>
+        </w:rPr>
+        <w:t xml:space="preserve">　　</w:t>
+      </w:r>
+      <w:r>
+        <w:rPr>
+          <w:rFonts w:hint="eastAsia"/>
+          <w:bCs/>
+          <w:szCs w:val="28"/>
+        </w:rPr>
+        <w:t>作為身處政治</w:t>
+      </w:r>
+      <w:r>
+        <w:rPr>
+          <w:rFonts w:hint="eastAsia"/>
+          <w:b/>
+          <w:szCs w:val="28"/>
+        </w:rPr>
+        <w:t>漩渦</w:t>
+      </w:r>
+      <w:r>
+        <w:rPr>
+          <w:rFonts w:hint="eastAsia"/>
+          <w:bCs/>
+          <w:szCs w:val="28"/>
+        </w:rPr>
+        <w:t>與國勢</w:t>
+      </w:r>
+      <w:r>
+        <w:rPr>
+          <w:rFonts w:hint="eastAsia"/>
+          <w:b/>
+          <w:szCs w:val="28"/>
+        </w:rPr>
+        <w:t>衰頹</w:t>
+      </w:r>
+      <w:r>
+        <w:rPr>
+          <w:rFonts w:hint="eastAsia"/>
+          <w:bCs/>
+          <w:szCs w:val="28"/>
+        </w:rPr>
+        <w:t>中的君王，</w:t>
+      </w:r>
       <w:r>
         <w:rPr>
           <w:rFonts w:hint="eastAsia"/>
@@ -1369,315 +1179,38 @@
           <w:bCs/>
           <w:szCs w:val="28"/>
         </w:rPr>
-        <w:t>這首詞，</w:t>
-      </w:r>
-      <w:r>
-        <w:rPr>
-          <w:bCs/>
-          <w:szCs w:val="28"/>
-        </w:rPr>
-        <w:t>寫漁父的快樂逍遙。開篇選取兩個場景來表現漁父的生活</w:t>
-      </w:r>
-      <w:r>
-        <w:rPr>
-          <w:rFonts w:hint="eastAsia"/>
-          <w:bCs/>
-          <w:szCs w:val="28"/>
-        </w:rPr>
-        <w:t>意境</w:t>
-      </w:r>
-      <w:r>
-        <w:rPr>
-          <w:bCs/>
-          <w:szCs w:val="28"/>
-        </w:rPr>
-        <w:t>，一是江上，千</w:t>
-      </w:r>
-      <w:r>
-        <w:rPr>
-          <w:rFonts w:hint="eastAsia"/>
-          <w:bCs/>
-          <w:szCs w:val="28"/>
-        </w:rPr>
-        <w:t>重</w:t>
-      </w:r>
-      <w:r>
-        <w:rPr>
-          <w:bCs/>
-          <w:szCs w:val="28"/>
-        </w:rPr>
-        <w:t>浪花翻滾如雪，一望無際，境界闊大。浪花翻滾，本是"無意"，而詞人說"有意"，就寫出了漁父與大自然的親和感。江濤有意</w:t>
-      </w:r>
-      <w:r>
-        <w:rPr>
-          <w:rFonts w:hint="eastAsia"/>
-          <w:bCs/>
-          <w:szCs w:val="28"/>
-        </w:rPr>
-        <w:t>捲</w:t>
-      </w:r>
-      <w:r>
-        <w:rPr>
-          <w:bCs/>
-          <w:szCs w:val="28"/>
-        </w:rPr>
-        <w:t>起</w:t>
-      </w:r>
-      <w:proofErr w:type="gramStart"/>
-      <w:r>
-        <w:rPr>
-          <w:bCs/>
-          <w:szCs w:val="28"/>
-        </w:rPr>
-        <w:t>雪浪來</w:t>
-      </w:r>
-      <w:proofErr w:type="gramEnd"/>
-      <w:r>
-        <w:rPr>
-          <w:bCs/>
-          <w:szCs w:val="28"/>
-        </w:rPr>
-        <w:t>娛樂漁父的身心，襯托出漁父心情的快樂</w:t>
-      </w:r>
-      <w:r>
-        <w:rPr>
-          <w:rFonts w:hint="eastAsia"/>
-          <w:bCs/>
-          <w:szCs w:val="28"/>
-        </w:rPr>
-        <w:t>輕鬆</w:t>
-      </w:r>
-      <w:r>
-        <w:rPr>
-          <w:bCs/>
-          <w:szCs w:val="28"/>
-        </w:rPr>
-        <w:t>。岸上，一排排的桃花李花，競相怒放，把</w:t>
-      </w:r>
-      <w:proofErr w:type="gramStart"/>
-      <w:r>
-        <w:rPr>
-          <w:bCs/>
-          <w:szCs w:val="28"/>
-        </w:rPr>
-        <w:t>春天</w:t>
-      </w:r>
-      <w:r>
-        <w:rPr>
-          <w:rFonts w:hint="eastAsia"/>
-          <w:bCs/>
-          <w:szCs w:val="28"/>
-        </w:rPr>
-        <w:t>妝</w:t>
-      </w:r>
-      <w:proofErr w:type="gramEnd"/>
-      <w:r>
-        <w:rPr>
-          <w:rFonts w:hint="eastAsia"/>
-          <w:bCs/>
-          <w:szCs w:val="28"/>
-        </w:rPr>
-        <w:t>點</w:t>
-      </w:r>
-      <w:r>
-        <w:rPr>
-          <w:bCs/>
-          <w:szCs w:val="28"/>
-        </w:rPr>
-        <w:t>得十分燦爛。江上岸中所見，盡是美景。接著寫漁父的</w:t>
-      </w:r>
-      <w:r>
-        <w:rPr>
+        <w:t>在此詞中展現了深刻的避世思想</w:t>
+      </w:r>
+      <w:r>
+        <w:rPr>
+          <w:bCs/>
+          <w:szCs w:val="28"/>
+        </w:rPr>
+        <w:br/>
+      </w:r>
+      <w:r>
+        <w:rPr>
+          <w:rFonts w:hint="eastAsia"/>
+          <w:bCs/>
+          <w:szCs w:val="28"/>
+        </w:rPr>
+        <w:t>。「世上如儂有幾人」帶著幾分自豪與孤傲，既是對</w:t>
+      </w:r>
+      <w:r>
+        <w:rPr>
+          <w:rFonts w:hint="eastAsia"/>
           <w:b/>
           <w:szCs w:val="28"/>
         </w:rPr>
-        <w:t>裝束</w:t>
-      </w:r>
-      <w:r>
-        <w:rPr>
-          <w:bCs/>
-          <w:szCs w:val="28"/>
-        </w:rPr>
-        <w:t>和生活，身上掛著一壺酒，手</w:t>
-      </w:r>
-      <w:proofErr w:type="gramStart"/>
-      <w:r>
-        <w:rPr>
-          <w:bCs/>
-          <w:szCs w:val="28"/>
-        </w:rPr>
-        <w:t>裏</w:t>
-      </w:r>
-      <w:proofErr w:type="gramEnd"/>
-      <w:r>
-        <w:rPr>
-          <w:bCs/>
-          <w:szCs w:val="28"/>
-        </w:rPr>
-        <w:t>撐著</w:t>
-      </w:r>
-      <w:proofErr w:type="gramStart"/>
-      <w:r>
-        <w:rPr>
-          <w:bCs/>
-          <w:szCs w:val="28"/>
-        </w:rPr>
-        <w:t>一根竿</w:t>
-      </w:r>
-      <w:proofErr w:type="gramEnd"/>
-      <w:r>
-        <w:rPr>
-          <w:bCs/>
-          <w:szCs w:val="28"/>
-        </w:rPr>
-        <w:t>，想到哪</w:t>
-      </w:r>
-      <w:r>
-        <w:rPr>
-          <w:rFonts w:hint="eastAsia"/>
-          <w:bCs/>
-          <w:szCs w:val="28"/>
-        </w:rPr>
-        <w:t>裡</w:t>
-      </w:r>
-      <w:r>
-        <w:rPr>
-          <w:bCs/>
-          <w:szCs w:val="28"/>
-        </w:rPr>
-        <w:t>就</w:t>
-      </w:r>
-      <w:proofErr w:type="gramStart"/>
-      <w:r>
-        <w:rPr>
-          <w:bCs/>
-          <w:szCs w:val="28"/>
-        </w:rPr>
-        <w:t>把船撐到</w:t>
-      </w:r>
-      <w:proofErr w:type="gramEnd"/>
-      <w:r>
-        <w:rPr>
-          <w:bCs/>
-          <w:szCs w:val="28"/>
-        </w:rPr>
-        <w:t>哪</w:t>
-      </w:r>
-      <w:r>
-        <w:rPr>
-          <w:rFonts w:hint="eastAsia"/>
-          <w:bCs/>
-          <w:szCs w:val="28"/>
-        </w:rPr>
-        <w:t>裡</w:t>
-      </w:r>
-      <w:r>
-        <w:rPr>
-          <w:bCs/>
-          <w:szCs w:val="28"/>
-        </w:rPr>
-        <w:t>，想喝酒隨時都可以喝上幾口，高興了</w:t>
-      </w:r>
-      <w:r>
-        <w:rPr>
-          <w:rFonts w:hint="eastAsia"/>
-          <w:bCs/>
-          <w:szCs w:val="28"/>
-        </w:rPr>
-        <w:t>就唱首漁父歌，多自由，多快活</w:t>
-      </w:r>
-      <w:r>
-        <w:rPr>
-          <w:rFonts w:hint="eastAsia"/>
-          <w:bCs/>
-          <w:szCs w:val="28"/>
-        </w:rPr>
-        <w:t>！</w:t>
-      </w:r>
-      <w:r>
-        <w:rPr>
-          <w:bCs/>
-          <w:szCs w:val="28"/>
-        </w:rPr>
-        <w:t>這世上像我這樣的自由人，能有幾個。</w:t>
-      </w:r>
-      <w:proofErr w:type="gramStart"/>
-      <w:r>
-        <w:rPr>
-          <w:bCs/>
-          <w:szCs w:val="28"/>
-        </w:rPr>
-        <w:t>結句以</w:t>
-      </w:r>
-      <w:proofErr w:type="gramEnd"/>
-      <w:r>
-        <w:rPr>
-          <w:bCs/>
-          <w:szCs w:val="28"/>
-        </w:rPr>
-        <w:t>第一人稱的口吻寫出，實是作者對漁父的羨慕。</w:t>
-      </w:r>
-    </w:p>
-    <w:p>
-      <w:pPr>
-        <w:spacing w:after="0" w:line="480" w:lineRule="exact"/>
-        <w:ind w:left="-6" w:right="0" w:hanging="11"/>
-        <w:rPr>
-          <w:bCs/>
-          <w:szCs w:val="28"/>
-        </w:rPr>
-      </w:pPr>
-      <w:r>
-        <w:rPr>
-          <w:rFonts w:hint="eastAsia"/>
-          <w:bCs/>
-          <w:szCs w:val="28"/>
-        </w:rPr>
-        <w:lastRenderedPageBreak/>
-        <w:t xml:space="preserve">    </w:t>
-      </w:r>
-      <w:r>
-        <w:rPr>
-          <w:rFonts w:hint="eastAsia"/>
-          <w:bCs/>
-          <w:szCs w:val="28"/>
-        </w:rPr>
-        <w:t>第二</w:t>
-      </w:r>
-      <w:r>
-        <w:rPr>
-          <w:rFonts w:hint="eastAsia"/>
-          <w:bCs/>
-          <w:szCs w:val="28"/>
-        </w:rPr>
-        <w:t>首</w:t>
-      </w:r>
-      <w:proofErr w:type="gramStart"/>
-      <w:r>
-        <w:rPr>
-          <w:rFonts w:hint="eastAsia"/>
-          <w:bCs/>
-          <w:szCs w:val="28"/>
-        </w:rPr>
-        <w:t>《漁父》詞寫來</w:t>
-      </w:r>
-      <w:proofErr w:type="gramEnd"/>
-      <w:r>
-        <w:rPr>
-          <w:rFonts w:hint="eastAsia"/>
-          <w:bCs/>
-          <w:szCs w:val="28"/>
-        </w:rPr>
-        <w:t>與前一首不同。前一</w:t>
-      </w:r>
-      <w:proofErr w:type="gramStart"/>
-      <w:r>
-        <w:rPr>
-          <w:rFonts w:hint="eastAsia"/>
-          <w:bCs/>
-          <w:szCs w:val="28"/>
-        </w:rPr>
-        <w:t>首</w:t>
+        <w:t>瀟灑隱逸</w:t>
+      </w:r>
+      <w:r>
+        <w:rPr>
+          <w:rFonts w:hint="eastAsia"/>
+          <w:bCs/>
+          <w:szCs w:val="28"/>
+        </w:rPr>
+        <w:t>生活的讚美，也是對世俗名利客的冷眼旁觀。末句「萬頃波中得自由」更是全篇的核心，萬頃煙波象徵著</w:t>
       </w:r>
       <w:r>
         <w:rPr>
@@ -1685,410 +1218,47 @@
           <w:b/>
           <w:szCs w:val="28"/>
         </w:rPr>
-        <w:t>著</w:t>
-      </w:r>
-      <w:proofErr w:type="gramEnd"/>
+        <w:t>廣袤</w:t>
+      </w:r>
+      <w:r>
+        <w:rPr>
+          <w:rFonts w:hint="eastAsia"/>
+          <w:bCs/>
+          <w:szCs w:val="28"/>
+        </w:rPr>
+        <w:t>無垠的解脫天地，唯有在此處，詞人才能真正擺脫君王身分的重負與家國隱憂，獲得真正的</w:t>
+      </w:r>
       <w:r>
         <w:rPr>
           <w:rFonts w:hint="eastAsia"/>
           <w:b/>
           <w:szCs w:val="28"/>
         </w:rPr>
-        <w:t>重</w:t>
-      </w:r>
-      <w:r>
-        <w:rPr>
-          <w:rFonts w:hint="eastAsia"/>
-          <w:bCs/>
-          <w:szCs w:val="28"/>
-        </w:rPr>
-        <w:t>寫漁父的快活，這一首寫漁父的自由。詞中連用四個</w:t>
-      </w:r>
-      <w:r>
-        <w:rPr>
-          <w:bCs/>
-          <w:szCs w:val="28"/>
-        </w:rPr>
-        <w:t>"</w:t>
-      </w:r>
-      <w:proofErr w:type="gramStart"/>
-      <w:r>
-        <w:rPr>
-          <w:bCs/>
-          <w:szCs w:val="28"/>
-        </w:rPr>
-        <w:t>一</w:t>
-      </w:r>
-      <w:proofErr w:type="gramEnd"/>
-      <w:r>
-        <w:rPr>
-          <w:bCs/>
-          <w:szCs w:val="28"/>
-        </w:rPr>
-        <w:t>"字而不避</w:t>
-      </w:r>
-      <w:r>
-        <w:rPr>
-          <w:rFonts w:hint="eastAsia"/>
-          <w:bCs/>
-          <w:szCs w:val="28"/>
-        </w:rPr>
-        <w:t>重複</w:t>
-      </w:r>
-      <w:r>
-        <w:rPr>
-          <w:bCs/>
-          <w:szCs w:val="28"/>
-        </w:rPr>
-        <w:t>，是詞人有意為之，為的是強調漁父一人的獨立自由。我們可以</w:t>
-      </w:r>
-      <w:r>
-        <w:rPr>
-          <w:rFonts w:hint="eastAsia"/>
-          <w:bCs/>
-          <w:szCs w:val="28"/>
-        </w:rPr>
-        <w:t>想像</w:t>
-      </w:r>
-      <w:r>
-        <w:rPr>
-          <w:bCs/>
-          <w:szCs w:val="28"/>
-        </w:rPr>
-        <w:t>漁父駕著一葉扁舟，</w:t>
-      </w:r>
-      <w:proofErr w:type="gramStart"/>
-      <w:r>
-        <w:rPr>
-          <w:rFonts w:hint="eastAsia"/>
-          <w:bCs/>
-          <w:szCs w:val="28"/>
-        </w:rPr>
-        <w:t>划著</w:t>
-      </w:r>
-      <w:proofErr w:type="gramEnd"/>
-      <w:r>
-        <w:rPr>
-          <w:bCs/>
-          <w:szCs w:val="28"/>
-        </w:rPr>
-        <w:t>一支長槳，迎著春風，出沒在萬頃波濤 之中，何等瀟灑自在。他時而舉起一根絲線，放下一隻輕</w:t>
-      </w:r>
-      <w:proofErr w:type="gramStart"/>
-      <w:r>
-        <w:rPr>
-          <w:bCs/>
-          <w:szCs w:val="28"/>
-        </w:rPr>
-        <w:t>鉤</w:t>
-      </w:r>
-      <w:proofErr w:type="gramEnd"/>
-      <w:r>
-        <w:rPr>
-          <w:rFonts w:hint="eastAsia"/>
-          <w:bCs/>
-          <w:szCs w:val="28"/>
-        </w:rPr>
-        <w:t>；</w:t>
-      </w:r>
-      <w:r>
-        <w:rPr>
-          <w:bCs/>
-          <w:szCs w:val="28"/>
-        </w:rPr>
-        <w:t>時而舉起酒壺，看著沙洲上的春花，</w:t>
-      </w:r>
-      <w:proofErr w:type="gramStart"/>
-      <w:r>
-        <w:rPr>
-          <w:bCs/>
-          <w:szCs w:val="28"/>
-        </w:rPr>
-        <w:t>心滿意足地品著</w:t>
-      </w:r>
-      <w:proofErr w:type="gramEnd"/>
-      <w:r>
-        <w:rPr>
-          <w:bCs/>
-          <w:szCs w:val="28"/>
-        </w:rPr>
-        <w:t>美酒。</w:t>
-      </w:r>
-      <w:r>
-        <w:rPr>
-          <w:bCs/>
-          <w:szCs w:val="28"/>
-          <w:u w:val="single"/>
-        </w:rPr>
-        <w:t>宋代</w:t>
-      </w:r>
-      <w:r>
-        <w:rPr>
-          <w:rFonts w:hint="eastAsia"/>
-          <w:bCs/>
-          <w:szCs w:val="28"/>
-        </w:rPr>
-        <w:t xml:space="preserve"> </w:t>
-      </w:r>
-      <w:r>
-        <w:rPr>
-          <w:bCs/>
-          <w:szCs w:val="28"/>
-          <w:u w:val="single"/>
-        </w:rPr>
-        <w:t>歐陽修</w:t>
-      </w:r>
-      <w:r>
-        <w:rPr>
-          <w:bCs/>
-          <w:szCs w:val="28"/>
-        </w:rPr>
-        <w:t>晚年自號</w:t>
-      </w:r>
-      <w:r>
-        <w:rPr>
-          <w:bCs/>
-          <w:szCs w:val="28"/>
-          <w:u w:val="single"/>
-        </w:rPr>
-        <w:t>六一居士</w:t>
-      </w:r>
-      <w:r>
-        <w:rPr>
-          <w:bCs/>
-          <w:szCs w:val="28"/>
-        </w:rPr>
-        <w:t>，他家藏書一萬卷，</w:t>
-      </w:r>
-      <w:proofErr w:type="gramStart"/>
-      <w:r>
-        <w:rPr>
+        <w:t>超脫</w:t>
+      </w:r>
+      <w:r>
+        <w:rPr>
+          <w:rFonts w:hint="eastAsia"/>
+          <w:bCs/>
+          <w:szCs w:val="28"/>
+        </w:rPr>
+        <w:t>。整篇作品語言明快自然，意境</w:t>
+      </w:r>
+      <w:r>
+        <w:rPr>
+          <w:rFonts w:hint="eastAsia"/>
           <w:b/>
           <w:szCs w:val="28"/>
         </w:rPr>
-        <w:t>集錄金石遺文</w:t>
-      </w:r>
-      <w:proofErr w:type="gramEnd"/>
-      <w:r>
-        <w:rPr>
-          <w:bCs/>
-          <w:szCs w:val="28"/>
-        </w:rPr>
-        <w:t>一千卷，有琴一張，</w:t>
-      </w:r>
-      <w:proofErr w:type="gramStart"/>
-      <w:r>
-        <w:rPr>
-          <w:bCs/>
-          <w:szCs w:val="28"/>
-        </w:rPr>
-        <w:t>有棋一局</w:t>
-      </w:r>
-      <w:proofErr w:type="gramEnd"/>
-      <w:r>
-        <w:rPr>
-          <w:bCs/>
-          <w:szCs w:val="28"/>
-        </w:rPr>
-        <w:t>，</w:t>
-      </w:r>
-      <w:proofErr w:type="gramStart"/>
-      <w:r>
-        <w:rPr>
-          <w:bCs/>
-          <w:szCs w:val="28"/>
-        </w:rPr>
-        <w:t>置酒一壺</w:t>
-      </w:r>
-      <w:proofErr w:type="gramEnd"/>
-      <w:r>
-        <w:rPr>
-          <w:bCs/>
-          <w:szCs w:val="28"/>
-        </w:rPr>
-        <w:t>，加上他一個老翁，所以自號六一。</w:t>
-      </w:r>
-      <w:r>
-        <w:rPr>
-          <w:bCs/>
-          <w:szCs w:val="28"/>
-          <w:u w:val="single"/>
-        </w:rPr>
-        <w:t>李煜</w:t>
-      </w:r>
-      <w:r>
-        <w:rPr>
-          <w:bCs/>
-          <w:szCs w:val="28"/>
-        </w:rPr>
-        <w:t>詞中這</w:t>
-      </w:r>
-      <w:r>
-        <w:rPr>
-          <w:rFonts w:hint="eastAsia"/>
-          <w:bCs/>
-          <w:szCs w:val="28"/>
-        </w:rPr>
-        <w:t>樣的</w:t>
-      </w:r>
-      <w:r>
-        <w:rPr>
-          <w:bCs/>
-          <w:szCs w:val="28"/>
-        </w:rPr>
-        <w:t>漁父，也可以稱</w:t>
-      </w:r>
-      <w:r>
-        <w:rPr>
-          <w:rFonts w:hint="eastAsia"/>
-          <w:bCs/>
-          <w:szCs w:val="28"/>
-        </w:rPr>
-        <w:t>為</w:t>
-      </w:r>
-      <w:r>
-        <w:rPr>
-          <w:bCs/>
-          <w:szCs w:val="28"/>
-        </w:rPr>
-        <w:t>六一漁父</w:t>
-      </w:r>
-      <w:r>
-        <w:rPr>
-          <w:rFonts w:hint="eastAsia"/>
-          <w:bCs/>
-          <w:szCs w:val="28"/>
-        </w:rPr>
-        <w:t>：</w:t>
-      </w:r>
-      <w:proofErr w:type="gramStart"/>
-      <w:r>
-        <w:rPr>
-          <w:bCs/>
-          <w:szCs w:val="28"/>
-        </w:rPr>
-        <w:t>一葉舟</w:t>
-      </w:r>
-      <w:proofErr w:type="gramEnd"/>
-      <w:r>
-        <w:rPr>
-          <w:bCs/>
-          <w:szCs w:val="28"/>
-        </w:rPr>
-        <w:t>，一支槳，</w:t>
-      </w:r>
-      <w:proofErr w:type="gramStart"/>
-      <w:r>
-        <w:rPr>
-          <w:bCs/>
-          <w:szCs w:val="28"/>
-        </w:rPr>
-        <w:t>一綸絲</w:t>
-      </w:r>
-      <w:proofErr w:type="gramEnd"/>
-      <w:r>
-        <w:rPr>
-          <w:rFonts w:hint="eastAsia"/>
-          <w:bCs/>
-          <w:szCs w:val="28"/>
-        </w:rPr>
-        <w:t>，一隻</w:t>
-      </w:r>
-      <w:proofErr w:type="gramStart"/>
-      <w:r>
-        <w:rPr>
-          <w:rFonts w:hint="eastAsia"/>
-          <w:bCs/>
-          <w:szCs w:val="28"/>
-        </w:rPr>
-        <w:t>鉤</w:t>
-      </w:r>
-      <w:proofErr w:type="gramEnd"/>
-      <w:r>
-        <w:rPr>
-          <w:rFonts w:hint="eastAsia"/>
-          <w:bCs/>
-          <w:szCs w:val="28"/>
-        </w:rPr>
-        <w:t>，一壺酒，一個漁翁。</w:t>
-      </w:r>
-      <w:r>
-        <w:rPr>
-          <w:rFonts w:hint="eastAsia"/>
-          <w:bCs/>
-          <w:szCs w:val="28"/>
-          <w:u w:val="single"/>
-        </w:rPr>
-        <w:t>李煜</w:t>
-      </w:r>
-      <w:r>
-        <w:rPr>
-          <w:rFonts w:hint="eastAsia"/>
-          <w:bCs/>
-          <w:szCs w:val="28"/>
-        </w:rPr>
-        <w:t>這兩首詞，寫來情調悠揚</w:t>
-      </w:r>
-      <w:r>
-        <w:rPr>
-          <w:rFonts w:hint="eastAsia"/>
-          <w:bCs/>
-          <w:szCs w:val="28"/>
-        </w:rPr>
-        <w:t>輕鬆</w:t>
-      </w:r>
-      <w:r>
-        <w:rPr>
-          <w:rFonts w:hint="eastAsia"/>
-          <w:bCs/>
-          <w:szCs w:val="28"/>
-        </w:rPr>
-        <w:t>，應該是亡國前所作。</w:t>
-      </w:r>
-    </w:p>
-    <w:p>
-      <w:pPr>
-        <w:spacing w:after="0" w:line="480" w:lineRule="exact"/>
-        <w:ind w:left="-6" w:right="0" w:hanging="11"/>
-        <w:rPr>
-          <w:bCs/>
-          <w:spacing w:val="-6"/>
-          <w:szCs w:val="28"/>
-        </w:rPr>
-      </w:pPr>
-      <w:r>
-        <w:rPr>
-          <w:rFonts w:hint="eastAsia"/>
-          <w:bCs/>
-          <w:spacing w:val="-6"/>
-          <w:szCs w:val="28"/>
-        </w:rPr>
-        <w:t>(資料來源：</w:t>
-      </w:r>
-      <w:hyperlink r:id="rId10" w:history="1">
-        <w:r>
-          <w:rPr>
-            <w:rStyle w:val="a8"/>
-            <w:bCs/>
-            <w:spacing w:val="-6"/>
-            <w:szCs w:val="28"/>
-          </w:rPr>
-          <w:t>https://bit.ly/3lqN5uj</w:t>
-        </w:r>
-      </w:hyperlink>
-      <w:hyperlink r:id="rId11" w:history="1"/>
-      <w:hyperlink r:id="rId12" w:history="1"/>
-      <w:hyperlink r:id="rId13" w:history="1"/>
-      <w:hyperlink r:id="rId14" w:history="1"/>
-      <w:hyperlink r:id="rId15" w:history="1"/>
-      <w:r>
-        <w:rPr>
-          <w:rFonts w:hint="eastAsia"/>
-          <w:bCs/>
-          <w:spacing w:val="-6"/>
-          <w:szCs w:val="28"/>
-        </w:rPr>
-        <w:t>)</w:t>
+        <w:t>空靈深遠</w:t>
+      </w:r>
+      <w:r>
+        <w:rPr>
+          <w:rFonts w:hint="eastAsia"/>
+          <w:bCs/>
+          <w:szCs w:val="28"/>
+        </w:rPr>
+        <w:t>，將隱逸情懷抒發得宛轉悠揚，堪稱千古佳作。</w:t>
       </w:r>
     </w:p>
     <w:p>
@@ -2119,14 +1289,12 @@
           <w:ilvl w:val="0"/>
           <w:numId w:val="4"/>
         </w:numPr>
-        <w:spacing w:after="0" w:line="480" w:lineRule="exact"/>
-        <w:ind w:leftChars="0" w:right="0" w:hanging="482"/>
-      </w:pPr>
-      <w:r>
-        <w:rPr>
-          <w:rFonts w:hint="eastAsia"/>
-        </w:rPr>
-        <w:t>灼灼</w:t>
+        <w:spacing w:after="0" w:line="360" w:lineRule="exact"/>
+        <w:ind w:leftChars="0" w:left="284" w:right="0" w:hanging="284"/>
+        <w:jc w:val="both"/>
+      </w:pPr>
+      <w:r>
+        <w:t>動靜相生</w:t>
       </w:r>
       <w:r>
         <w:rPr>
@@ -2135,13 +1303,7 @@
         <w:t>：</w:t>
       </w:r>
       <w:r>
-        <w:rPr>
-          <w:rFonts w:hint="eastAsia"/>
-        </w:rPr>
-        <w:t>花茂盛鮮明；</w:t>
-      </w:r>
-      <w:r>
-        <w:t>明亮。</w:t>
+        <w:t>指藝術創作中將動態與靜態的描寫相互交錯、配合，產生相輔相成的美感。在文學或繪畫中，透過「動」來襯托「靜」的寧謐，或以「靜」來蓄積「動」的張力，使畫面層次更豐富、更具生機。</w:t>
       </w:r>
     </w:p>
     <w:p>
@@ -2151,17 +1313,13 @@
           <w:ilvl w:val="0"/>
           <w:numId w:val="4"/>
         </w:numPr>
-        <w:spacing w:after="0" w:line="480" w:lineRule="exact"/>
-        <w:ind w:leftChars="0" w:right="0" w:hanging="482"/>
-      </w:pPr>
-      <w:proofErr w:type="gramStart"/>
-      <w:r>
-        <w:rPr>
-          <w:rFonts w:hint="eastAsia"/>
-        </w:rPr>
-        <w:t>煙波釣徒</w:t>
-      </w:r>
-      <w:proofErr w:type="gramEnd"/>
+        <w:spacing w:after="0" w:line="360" w:lineRule="exact"/>
+        <w:ind w:leftChars="0" w:left="284" w:right="0" w:hanging="284"/>
+        <w:jc w:val="both"/>
+      </w:pPr>
+      <w:r>
+        <w:t>極簡美學</w:t>
+      </w:r>
       <w:r>
         <w:rPr>
           <w:rFonts w:hint="eastAsia"/>
@@ -2169,127 +1327,13 @@
         <w:t>：</w:t>
       </w:r>
       <w:r>
-        <w:rPr>
-          <w:rFonts w:hint="eastAsia"/>
-          <w:u w:val="single"/>
-        </w:rPr>
-        <w:t>唐朝</w:t>
-      </w:r>
-      <w:r>
-        <w:rPr>
-          <w:rFonts w:hint="eastAsia"/>
-        </w:rPr>
-        <w:t xml:space="preserve"> </w:t>
-      </w:r>
-      <w:r>
-        <w:rPr>
-          <w:rFonts w:hint="eastAsia"/>
-          <w:u w:val="single"/>
-        </w:rPr>
-        <w:t>張志和</w:t>
-      </w:r>
-      <w:proofErr w:type="gramStart"/>
-      <w:r>
-        <w:rPr>
-          <w:rFonts w:hint="eastAsia"/>
-        </w:rPr>
-        <w:t>親喪</w:t>
-      </w:r>
-      <w:r>
-        <w:rPr>
-          <w:rFonts w:hint="eastAsia"/>
-        </w:rPr>
-        <w:t>(</w:t>
-      </w:r>
-      <w:r>
-        <w:rPr>
-          <w:rFonts w:hint="eastAsia"/>
-          <w:color w:val="FF0000"/>
-          <w:sz w:val="16"/>
-          <w:szCs w:val="16"/>
-        </w:rPr>
-        <w:t>ㄙㄤ</w:t>
-      </w:r>
-      <w:proofErr w:type="gramEnd"/>
-      <w:r>
-        <w:rPr>
-          <w:rFonts w:hint="eastAsia"/>
-        </w:rPr>
-        <w:t>)</w:t>
-      </w:r>
-      <w:r>
-        <w:rPr>
-          <w:rFonts w:hint="eastAsia"/>
-        </w:rPr>
-        <w:t>之後，辭官隱居於江湖</w:t>
-      </w:r>
-      <w:proofErr w:type="gramStart"/>
-      <w:r>
-        <w:rPr>
-          <w:rFonts w:hint="eastAsia"/>
-        </w:rPr>
-        <w:t>之間，</w:t>
-      </w:r>
-      <w:proofErr w:type="gramEnd"/>
-      <w:r>
-        <w:rPr>
-          <w:rFonts w:hint="eastAsia"/>
-        </w:rPr>
-        <w:t>自稱「</w:t>
-      </w:r>
-      <w:proofErr w:type="gramStart"/>
-      <w:r>
-        <w:rPr>
-          <w:rFonts w:hint="eastAsia"/>
-        </w:rPr>
-        <w:t>煙波釣徒</w:t>
-      </w:r>
-      <w:proofErr w:type="gramEnd"/>
-      <w:r>
-        <w:rPr>
-          <w:rFonts w:hint="eastAsia"/>
-        </w:rPr>
-        <w:t>」。後以</w:t>
-      </w:r>
-      <w:proofErr w:type="gramStart"/>
-      <w:r>
-        <w:rPr>
-          <w:rFonts w:hint="eastAsia"/>
-        </w:rPr>
-        <w:t>煙波釣徒比喻</w:t>
-      </w:r>
-      <w:proofErr w:type="gramEnd"/>
-      <w:r>
-        <w:rPr>
-          <w:rFonts w:hint="eastAsia"/>
-        </w:rPr>
-        <w:t>隱居</w:t>
-      </w:r>
-      <w:proofErr w:type="gramStart"/>
-      <w:r>
-        <w:rPr>
-          <w:rFonts w:hint="eastAsia"/>
-        </w:rPr>
-        <w:t>湖海，不慕榮</w:t>
-      </w:r>
-      <w:proofErr w:type="gramEnd"/>
-      <w:r>
-        <w:rPr>
-          <w:rFonts w:hint="eastAsia"/>
-        </w:rPr>
-        <w:t>利的人。</w:t>
-      </w:r>
-      <w:r>
-        <w:rPr>
-          <w:rFonts w:hint="eastAsia"/>
-        </w:rPr>
-        <w:t>煙波：</w:t>
-      </w:r>
-      <w:r>
-        <w:rPr>
-          <w:rFonts w:hint="eastAsia"/>
-        </w:rPr>
-        <w:t>雲煙瀰漫的水面。</w:t>
+        <w:t>去除所有不必要的繁複裝飾，僅保留最核心、最純粹元素的審美風格</w:t>
+      </w:r>
+      <w:r>
+        <w:br/>
+      </w:r>
+      <w:r>
+        <w:t>。強調「少即是多（Less is more）」，在文學中代表語言精煉、生活型態純粹，反映出不被物質欲望所累的灑脫與超然。</w:t>
       </w:r>
     </w:p>
     <w:p>
@@ -2299,37 +1343,45 @@
           <w:ilvl w:val="0"/>
           <w:numId w:val="4"/>
         </w:numPr>
-        <w:spacing w:after="0" w:line="480" w:lineRule="exact"/>
-        <w:ind w:leftChars="0" w:right="0" w:hanging="482"/>
-      </w:pPr>
-      <w:r>
-        <w:rPr>
-          <w:rFonts w:hint="eastAsia"/>
-        </w:rPr>
-        <w:t>扁(</w:t>
-      </w:r>
-      <w:proofErr w:type="gramStart"/>
-      <w:r>
-        <w:rPr>
-          <w:rFonts w:hint="eastAsia"/>
-          <w:color w:val="FF0000"/>
+        <w:spacing w:after="0" w:line="360" w:lineRule="exact"/>
+        <w:ind w:leftChars="0" w:left="284" w:right="0" w:hanging="284"/>
+        <w:jc w:val="both"/>
+      </w:pPr>
+      <w:r>
+        <w:t>斑斕</w:t>
+      </w:r>
+      <w:r>
+        <w:rPr>
+          <w:rFonts w:hint="eastAsia"/>
+        </w:rPr>
+        <w:t>(</w:t>
+      </w:r>
+      <w:r>
+        <w:rPr>
+          <w:rFonts w:hint="eastAsia"/>
+          <w:color w:val="EE0000"/>
           <w:sz w:val="16"/>
           <w:szCs w:val="16"/>
         </w:rPr>
-        <w:t>ㄆㄧㄢ</w:t>
-      </w:r>
-      <w:proofErr w:type="gramEnd"/>
-      <w:r>
-        <w:rPr>
-          <w:rFonts w:hint="eastAsia"/>
-        </w:rPr>
-        <w:t>)舟：</w:t>
-      </w:r>
-      <w:r>
-        <w:rPr>
-          <w:rFonts w:hint="eastAsia"/>
-        </w:rPr>
-        <w:t>小船。</w:t>
+        <w:t>ㄌㄢˊ</w:t>
+      </w:r>
+      <w:r>
+        <w:rPr>
+          <w:rFonts w:hint="eastAsia"/>
+        </w:rPr>
+        <w:t>)：</w:t>
+      </w:r>
+      <w:r>
+        <w:t>形容色彩燦爛濃郁、豐富錯雜的樣子。</w:t>
+      </w:r>
+      <w:r>
+        <w:t>帶有強烈的視覺視覺衝擊感</w:t>
+      </w:r>
+      <w:r>
+        <w:br/>
+      </w:r>
+      <w:r>
+        <w:t>，呈現出自然景致或藝術作品中多元且美好的視覺層次。</w:t>
       </w:r>
     </w:p>
     <w:p>
@@ -2339,20 +1391,18 @@
           <w:ilvl w:val="0"/>
           <w:numId w:val="4"/>
         </w:numPr>
-        <w:spacing w:after="0" w:line="480" w:lineRule="exact"/>
-        <w:ind w:leftChars="0" w:right="0" w:hanging="482"/>
-      </w:pPr>
-      <w:r>
-        <w:rPr>
-          <w:rFonts w:hint="eastAsia"/>
-        </w:rPr>
-        <w:t>裝束</w:t>
-      </w:r>
-      <w:r>
-        <w:rPr>
-          <w:rFonts w:hint="eastAsia"/>
-        </w:rPr>
-        <w:t>：穿著打扮。【例】今天她是一身休閒運動的裝束，更顯得精神奕奕。</w:t>
+        <w:spacing w:after="0" w:line="360" w:lineRule="exact"/>
+        <w:ind w:leftChars="0" w:left="284" w:right="0" w:hanging="284"/>
+        <w:jc w:val="both"/>
+      </w:pPr>
+      <w:r>
+        <w:rPr>
+          <w:rFonts w:hint="eastAsia"/>
+        </w:rPr>
+        <w:t>白描：</w:t>
+      </w:r>
+      <w:r>
+        <w:t>原為國畫畫法，僅用墨線勾勒輪廓而不施色彩；用於文學時，指不加鋪張描繪與華麗修飾，用最簡練樸素的語言勾勒事物。</w:t>
       </w:r>
     </w:p>
     <w:p>
@@ -2362,77 +1412,21 @@
           <w:ilvl w:val="0"/>
           <w:numId w:val="4"/>
         </w:numPr>
-        <w:spacing w:after="0" w:line="480" w:lineRule="exact"/>
-        <w:ind w:leftChars="0" w:right="0" w:hanging="482"/>
-      </w:pPr>
-      <w:r>
-        <w:rPr>
-          <w:rFonts w:hint="eastAsia"/>
-        </w:rPr>
-        <w:t>著</w:t>
-      </w:r>
-      <w:r>
-        <w:rPr>
-          <w:rFonts w:hint="eastAsia"/>
-        </w:rPr>
-        <w:t>(</w:t>
-      </w:r>
-      <w:proofErr w:type="gramStart"/>
-      <w:r>
-        <w:rPr>
-          <w:rFonts w:hint="eastAsia"/>
-          <w:color w:val="FF0000"/>
-          <w:sz w:val="16"/>
-          <w:szCs w:val="16"/>
-        </w:rPr>
-        <w:t>ㄓㄨㄛˊ</w:t>
-      </w:r>
-      <w:proofErr w:type="gramEnd"/>
-      <w:r>
-        <w:rPr>
-          <w:rFonts w:hint="eastAsia"/>
-        </w:rPr>
-        <w:t>)</w:t>
-      </w:r>
-      <w:r>
-        <w:rPr>
-          <w:rFonts w:hint="eastAsia"/>
-        </w:rPr>
-        <w:t>重</w:t>
-      </w:r>
-    </w:p>
-    <w:p>
-      <w:pPr>
-        <w:pStyle w:val="aa"/>
-        <w:numPr>
-          <w:ilvl w:val="0"/>
-          <w:numId w:val="5"/>
-        </w:numPr>
-        <w:spacing w:after="0" w:line="480" w:lineRule="exact"/>
-        <w:ind w:leftChars="0" w:right="0" w:hanging="482"/>
-      </w:pPr>
-      <w:r>
-        <w:rPr>
-          <w:rFonts w:hint="eastAsia"/>
-        </w:rPr>
-        <w:t>注意、側重某一方面。【例】職業學校著重培養學生的謀生技能。</w:t>
-      </w:r>
-    </w:p>
-    <w:p>
-      <w:pPr>
-        <w:pStyle w:val="aa"/>
-        <w:numPr>
-          <w:ilvl w:val="0"/>
-          <w:numId w:val="5"/>
-        </w:numPr>
-        <w:spacing w:after="0" w:line="480" w:lineRule="exact"/>
-        <w:ind w:leftChars="0" w:right="0" w:hanging="482"/>
-      </w:pPr>
-      <w:r>
-        <w:rPr>
-          <w:rFonts w:hint="eastAsia"/>
-        </w:rPr>
-        <w:t>沉重。如：「他心情著重。」</w:t>
+        <w:spacing w:after="0" w:line="360" w:lineRule="exact"/>
+        <w:ind w:leftChars="0" w:left="284" w:right="0" w:hanging="284"/>
+        <w:jc w:val="both"/>
+      </w:pPr>
+      <w:r>
+        <w:t>渲染</w:t>
+      </w:r>
+      <w:r>
+        <w:rPr>
+          <w:rFonts w:hint="eastAsia"/>
+        </w:rPr>
+        <w:t>：</w:t>
+      </w:r>
+      <w:r>
+        <w:t>原為國畫用水墨或淡彩塗抹畫面以加強陰陽向背之感；文學上指運用大量筆墨加強描寫，以突出某種氣氛或情感。透過層層鋪陳營造出強烈的氛圍，讓讀者更深地沉浸於作品的情感世界中。</w:t>
       </w:r>
     </w:p>
     <w:p>
@@ -2442,23 +1436,37 @@
           <w:ilvl w:val="0"/>
           <w:numId w:val="4"/>
         </w:numPr>
-        <w:spacing w:after="0" w:line="480" w:lineRule="exact"/>
-        <w:ind w:leftChars="0" w:right="0" w:hanging="482"/>
-      </w:pPr>
-      <w:r>
-        <w:rPr>
-          <w:rFonts w:hint="eastAsia"/>
-        </w:rPr>
-        <w:t>「品</w:t>
-      </w:r>
-      <w:proofErr w:type="gramStart"/>
-      <w:r>
-        <w:rPr>
-          <w:rFonts w:hint="eastAsia"/>
-        </w:rPr>
-        <w:t>」著</w:t>
-      </w:r>
-      <w:proofErr w:type="gramEnd"/>
+        <w:spacing w:after="0" w:line="360" w:lineRule="exact"/>
+        <w:ind w:leftChars="0" w:left="284" w:right="0" w:hanging="284"/>
+        <w:jc w:val="both"/>
+      </w:pPr>
+      <w:r>
+        <w:t>贅</w:t>
+      </w:r>
+      <w:r>
+        <w:rPr>
+          <w:rFonts w:hint="eastAsia"/>
+        </w:rPr>
+        <w:t>(</w:t>
+      </w:r>
+      <w:r>
+        <w:rPr>
+          <w:rFonts w:hint="eastAsia"/>
+          <w:color w:val="EE0000"/>
+          <w:sz w:val="16"/>
+          <w:szCs w:val="16"/>
+        </w:rPr>
+        <w:t>ㄓㄨㄟˋ</w:t>
+      </w:r>
+      <w:r>
+        <w:rPr>
+          <w:rFonts w:hint="eastAsia"/>
+        </w:rPr>
+        <w:t>)</w:t>
+      </w:r>
+      <w:r>
+        <w:t>餘</w:t>
+      </w:r>
       <w:r>
         <w:rPr>
           <w:rFonts w:hint="eastAsia"/>
@@ -2466,10 +1474,7 @@
         <w:t>：</w:t>
       </w:r>
       <w:r>
-        <w:rPr>
-          <w:rFonts w:hint="eastAsia"/>
-        </w:rPr>
-        <w:t>細辨滋味。如：「品茶」、「品味」、「品嘗」。</w:t>
+        <w:t>多餘的、重複而無用的部分。指語言或結構恰到好處、緊湊嚴密。</w:t>
       </w:r>
     </w:p>
     <w:p>
@@ -2479,23 +1484,13 @@
           <w:ilvl w:val="0"/>
           <w:numId w:val="4"/>
         </w:numPr>
-        <w:spacing w:after="0" w:line="480" w:lineRule="exact"/>
-        <w:ind w:leftChars="0" w:right="0" w:hanging="482"/>
-      </w:pPr>
-      <w:proofErr w:type="gramStart"/>
-      <w:r>
-        <w:rPr>
-          <w:rFonts w:hint="eastAsia"/>
-        </w:rPr>
-        <w:t>集</w:t>
-      </w:r>
-      <w:r>
-        <w:rPr>
-          <w:rFonts w:hint="eastAsia"/>
-        </w:rPr>
-        <w:t>錄</w:t>
-      </w:r>
-      <w:proofErr w:type="gramEnd"/>
+        <w:spacing w:after="0" w:line="360" w:lineRule="exact"/>
+        <w:ind w:leftChars="0" w:left="284" w:right="0" w:hanging="284"/>
+        <w:jc w:val="both"/>
+      </w:pPr>
+      <w:r>
+        <w:t>契合</w:t>
+      </w:r>
       <w:r>
         <w:rPr>
           <w:rFonts w:hint="eastAsia"/>
@@ -2503,10 +1498,7 @@
         <w:t>：</w:t>
       </w:r>
       <w:r>
-        <w:rPr>
-          <w:rFonts w:hint="eastAsia"/>
-        </w:rPr>
-        <w:t>彙集編錄。</w:t>
+        <w:t>彼此投合、完全吻合或相符合。</w:t>
       </w:r>
     </w:p>
     <w:p>
@@ -2516,17 +1508,34 @@
           <w:ilvl w:val="0"/>
           <w:numId w:val="4"/>
         </w:numPr>
-        <w:spacing w:after="0" w:line="480" w:lineRule="exact"/>
-        <w:ind w:leftChars="0" w:right="0" w:hanging="482"/>
-      </w:pPr>
-      <w:proofErr w:type="gramStart"/>
-      <w:r>
-        <w:rPr>
-          <w:rFonts w:hint="eastAsia"/>
-        </w:rPr>
-        <w:t>金石遺文</w:t>
-      </w:r>
-      <w:proofErr w:type="gramEnd"/>
+        <w:spacing w:after="0" w:line="360" w:lineRule="exact"/>
+        <w:ind w:leftChars="0" w:left="284" w:right="0" w:hanging="284"/>
+        <w:jc w:val="both"/>
+      </w:pPr>
+      <w:r>
+        <w:t>浩瀚無垠</w:t>
+      </w:r>
+      <w:r>
+        <w:rPr>
+          <w:rFonts w:hint="eastAsia"/>
+        </w:rPr>
+        <w:t>(</w:t>
+      </w:r>
+      <w:r>
+        <w:rPr>
+          <w:rFonts w:hint="eastAsia"/>
+          <w:color w:val="EE0000"/>
+          <w:sz w:val="16"/>
+          <w:szCs w:val="16"/>
+        </w:rPr>
+        <w:t>ㄧㄣˊ</w:t>
+      </w:r>
+      <w:r>
+        <w:rPr>
+          <w:rFonts w:hint="eastAsia"/>
+        </w:rPr>
+        <w:t>)</w:t>
+      </w:r>
       <w:r>
         <w:rPr>
           <w:rFonts w:hint="eastAsia"/>
@@ -2534,100 +1543,52 @@
         <w:t>：</w:t>
       </w:r>
       <w:r>
-        <w:rPr>
-          <w:rFonts w:hint="eastAsia"/>
-        </w:rPr>
-        <w:t>金石的金是指金屬器具，石則指石器。因此，</w:t>
-      </w:r>
-      <w:proofErr w:type="gramStart"/>
-      <w:r>
-        <w:rPr>
-          <w:rFonts w:hint="eastAsia"/>
-        </w:rPr>
-        <w:t>金石遺文就是</w:t>
-      </w:r>
-      <w:proofErr w:type="gramEnd"/>
-      <w:r>
-        <w:rPr>
-          <w:rFonts w:hint="eastAsia"/>
-        </w:rPr>
-        <w:t>在古時代所遺留在</w:t>
-      </w:r>
-      <w:proofErr w:type="gramStart"/>
-      <w:r>
-        <w:rPr>
-          <w:rFonts w:hint="eastAsia"/>
-        </w:rPr>
-        <w:t>這些鐘</w:t>
-      </w:r>
-      <w:proofErr w:type="gramEnd"/>
-      <w:r>
-        <w:rPr>
-          <w:rFonts w:hint="eastAsia"/>
-        </w:rPr>
-        <w:t>、盤、石器等的文獻記載。</w:t>
-      </w:r>
-      <w:proofErr w:type="gramStart"/>
-      <w:r>
-        <w:rPr>
-          <w:rFonts w:hint="eastAsia"/>
-        </w:rPr>
-        <w:t>總之</w:t>
-      </w:r>
-      <w:r>
-        <w:rPr>
-          <w:rFonts w:hint="eastAsia"/>
-        </w:rPr>
-        <w:t>，</w:t>
-      </w:r>
-      <w:proofErr w:type="gramEnd"/>
-      <w:r>
-        <w:rPr>
-          <w:rFonts w:hint="eastAsia"/>
-        </w:rPr>
-        <w:t>「書」是一般文人或學者的著作，通常有作者姓名可查。而「</w:t>
-      </w:r>
-      <w:proofErr w:type="gramStart"/>
-      <w:r>
-        <w:rPr>
-          <w:rFonts w:hint="eastAsia"/>
-        </w:rPr>
-        <w:t>金石遺文</w:t>
-      </w:r>
-      <w:proofErr w:type="gramEnd"/>
-      <w:r>
-        <w:rPr>
-          <w:rFonts w:hint="eastAsia"/>
-        </w:rPr>
-        <w:t>」由於是把文字刻鏤在器物或石器上，年代久遠，有許多「文字」的作者已然不盡</w:t>
-      </w:r>
-      <w:proofErr w:type="gramStart"/>
-      <w:r>
-        <w:rPr>
-          <w:rFonts w:hint="eastAsia"/>
-        </w:rPr>
-        <w:t>詳悉。此外「金石遺文</w:t>
-      </w:r>
-      <w:proofErr w:type="gramEnd"/>
-      <w:r>
-        <w:rPr>
-          <w:rFonts w:hint="eastAsia"/>
-        </w:rPr>
-        <w:t>」通常是由古代學者與</w:t>
-      </w:r>
-      <w:proofErr w:type="gramStart"/>
-      <w:r>
-        <w:rPr>
-          <w:rFonts w:hint="eastAsia"/>
-        </w:rPr>
-        <w:t>文人集錄而</w:t>
-      </w:r>
-      <w:proofErr w:type="gramEnd"/>
-      <w:r>
-        <w:rPr>
-          <w:rFonts w:hint="eastAsia"/>
-        </w:rPr>
-        <w:t>成，也是可以透過裝訂而成冊，以提供後人考據與欣賞。</w:t>
+        <w:t>形容廣大辽闊，看不到邊際。</w:t>
+      </w:r>
+    </w:p>
+    <w:p>
+      <w:pPr>
+        <w:pStyle w:val="aa"/>
+        <w:numPr>
+          <w:ilvl w:val="0"/>
+          <w:numId w:val="4"/>
+        </w:numPr>
+        <w:spacing w:after="0" w:line="360" w:lineRule="exact"/>
+        <w:ind w:leftChars="0" w:left="284" w:right="0" w:hanging="284"/>
+        <w:jc w:val="both"/>
+      </w:pPr>
+      <w:r>
+        <w:t>從物質簡約到精神富足的昇華</w:t>
+      </w:r>
+      <w:r>
+        <w:rPr>
+          <w:rFonts w:hint="eastAsia"/>
+        </w:rPr>
+        <w:t>：</w:t>
+      </w:r>
+      <w:r>
+        <w:t>指個人生活形式雖然極其簡單（如一舟、一竿</w:t>
+      </w:r>
+      <w:r>
+        <w:br/>
+      </w:r>
+      <w:r>
+        <w:t>、一酒），但內心世界卻獲得極大充實與解放的品質躍升。表現出擺脫物質束縛後，轉而追求心靈自由、精神超脫的哲學境界。</w:t>
+      </w:r>
+    </w:p>
+    <w:p>
+      <w:pPr>
+        <w:pStyle w:val="aa"/>
+        <w:numPr>
+          <w:ilvl w:val="0"/>
+          <w:numId w:val="4"/>
+        </w:numPr>
+        <w:spacing w:after="0" w:line="360" w:lineRule="exact"/>
+        <w:ind w:leftChars="0" w:left="284" w:right="0" w:hanging="426"/>
+        <w:jc w:val="both"/>
+      </w:pPr>
+      <w:r>
+        <w:t>漩渦</w:t>
       </w:r>
       <w:r>
         <w:rPr>
@@ -2635,25 +1596,190 @@
         </w:rPr>
         <w:t>(</w:t>
       </w:r>
-      <w:hyperlink r:id="rId16" w:history="1">
-        <w:r>
-          <w:rPr>
-            <w:rStyle w:val="a8"/>
-            <w:rFonts w:hint="eastAsia"/>
-          </w:rPr>
-          <w:t>來源</w:t>
-        </w:r>
-      </w:hyperlink>
+      <w:r>
+        <w:rPr>
+          <w:color w:val="EE0000"/>
+          <w:sz w:val="16"/>
+          <w:szCs w:val="16"/>
+        </w:rPr>
+        <w:t>ㄒㄩㄢ</w:t>
+      </w:r>
+      <w:r>
+        <w:rPr>
+          <w:rFonts w:hint="eastAsia"/>
+          <w:color w:val="EE0000"/>
+          <w:sz w:val="16"/>
+          <w:szCs w:val="16"/>
+        </w:rPr>
+        <w:t>ˊ ㄨㄛ</w:t>
+      </w:r>
       <w:r>
         <w:rPr>
           <w:rFonts w:hint="eastAsia"/>
         </w:rPr>
         <w:t>)</w:t>
       </w:r>
+      <w:r>
+        <w:rPr>
+          <w:rFonts w:hint="eastAsia"/>
+        </w:rPr>
+        <w:t>：</w:t>
+      </w:r>
+      <w:r>
+        <w:rPr>
+          <w:spacing w:val="-6"/>
+        </w:rPr>
+        <w:t>水流旋轉形成的深水急流；比喻複雜且難以自拔的糾紛或危險情境。在此指政治鬥爭與權力遊戲的險惡混亂，身處其中極易被捲入並失去自我。</w:t>
+      </w:r>
+    </w:p>
+    <w:p>
+      <w:pPr>
+        <w:pStyle w:val="aa"/>
+        <w:numPr>
+          <w:ilvl w:val="0"/>
+          <w:numId w:val="4"/>
+        </w:numPr>
+        <w:spacing w:after="0" w:line="360" w:lineRule="exact"/>
+        <w:ind w:leftChars="0" w:left="284" w:right="0" w:hanging="426"/>
+        <w:jc w:val="both"/>
+      </w:pPr>
+      <w:r>
+        <w:t>衰頹</w:t>
+      </w:r>
+      <w:r>
+        <w:rPr>
+          <w:rFonts w:hint="eastAsia"/>
+        </w:rPr>
+        <w:t>(</w:t>
+      </w:r>
+      <w:r>
+        <w:rPr>
+          <w:rFonts w:hint="eastAsia"/>
+          <w:color w:val="EE0000"/>
+          <w:sz w:val="16"/>
+          <w:szCs w:val="16"/>
+        </w:rPr>
+        <w:t>ㄊㄨㄟˊ</w:t>
+      </w:r>
+      <w:r>
+        <w:rPr>
+          <w:rFonts w:hint="eastAsia"/>
+        </w:rPr>
+        <w:t>)</w:t>
+      </w:r>
+      <w:r>
+        <w:rPr>
+          <w:rFonts w:hint="eastAsia"/>
+        </w:rPr>
+        <w:t>：</w:t>
+      </w:r>
+      <w:r>
+        <w:t>衰敗、頹廢，趨於沒落或衰弱。多指國家國力下滑、個人精神萎靡或形勢大不如前，帶有傷感與無奈的時代悲劇感。</w:t>
+      </w:r>
+    </w:p>
+    <w:p>
+      <w:pPr>
+        <w:pStyle w:val="aa"/>
+        <w:numPr>
+          <w:ilvl w:val="0"/>
+          <w:numId w:val="4"/>
+        </w:numPr>
+        <w:spacing w:after="0" w:line="360" w:lineRule="exact"/>
+        <w:ind w:leftChars="0" w:left="284" w:right="0" w:hanging="426"/>
+        <w:jc w:val="both"/>
+      </w:pPr>
+      <w:r>
+        <w:t>瀟灑隱逸</w:t>
+      </w:r>
+      <w:r>
+        <w:rPr>
+          <w:rFonts w:hint="eastAsia"/>
+        </w:rPr>
+        <w:t>：</w:t>
+      </w:r>
+      <w:r>
+        <w:t>形容行動灑脫自然、不受俗務束縛，並選擇遠離塵囂、退隱山林的處世態度。一種追求個人心靈獨立、不隨波逐流的高潔人格樣態。</w:t>
+      </w:r>
+    </w:p>
+    <w:p>
+      <w:pPr>
+        <w:pStyle w:val="aa"/>
+        <w:numPr>
+          <w:ilvl w:val="0"/>
+          <w:numId w:val="4"/>
+        </w:numPr>
+        <w:spacing w:after="0" w:line="360" w:lineRule="exact"/>
+        <w:ind w:leftChars="0" w:left="284" w:right="0" w:hanging="426"/>
+        <w:jc w:val="both"/>
+      </w:pPr>
+      <w:r>
+        <w:t>廣袤</w:t>
+      </w:r>
+      <w:r>
+        <w:rPr>
+          <w:rFonts w:hint="eastAsia"/>
+        </w:rPr>
+        <w:t>：</w:t>
+      </w:r>
+      <w:r>
+        <w:t>土地廣闊縱橫的樣子（東西為「廣」，南北為「袤」）。強調空間的遼闊無邊，能給人開朗、包容與解脫的感受。</w:t>
+      </w:r>
+    </w:p>
+    <w:p>
+      <w:pPr>
+        <w:pStyle w:val="aa"/>
+        <w:numPr>
+          <w:ilvl w:val="0"/>
+          <w:numId w:val="4"/>
+        </w:numPr>
+        <w:spacing w:after="0" w:line="360" w:lineRule="exact"/>
+        <w:ind w:leftChars="0" w:left="284" w:right="0" w:hanging="426"/>
+        <w:jc w:val="both"/>
+      </w:pPr>
+      <w:r>
+        <w:t>超脫</w:t>
+      </w:r>
+      <w:r>
+        <w:rPr>
+          <w:rFonts w:hint="eastAsia"/>
+        </w:rPr>
+        <w:t>：</w:t>
+      </w:r>
+      <w:r>
+        <w:t>超越世俗束縛，不被名利、欲望或煩惱所牽絆。一種極高的精神境界，代表能以清靜豁達的心態看待人生的痛苦與起伏。</w:t>
+      </w:r>
+    </w:p>
+    <w:p>
+      <w:pPr>
+        <w:pStyle w:val="aa"/>
+        <w:numPr>
+          <w:ilvl w:val="0"/>
+          <w:numId w:val="4"/>
+        </w:numPr>
+        <w:spacing w:after="0" w:line="360" w:lineRule="exact"/>
+        <w:ind w:leftChars="0" w:left="284" w:right="0" w:hanging="426"/>
+        <w:jc w:val="both"/>
+        <w:rPr>
+          <w:rFonts w:hint="eastAsia"/>
+        </w:rPr>
+      </w:pPr>
+      <w:r>
+        <w:t>空靈深遠</w:t>
+      </w:r>
+      <w:r>
+        <w:rPr>
+          <w:rFonts w:hint="eastAsia"/>
+        </w:rPr>
+        <w:t>：</w:t>
+      </w:r>
+      <w:r>
+        <w:t>意境清澈靈動、不落俗套，同時具有深邃悠遠的意蘊。形容藝術作品不滯於物、留有無限想像空間，能引發讀者無盡的共鳴與思考。</w:t>
+      </w:r>
     </w:p>
     <w:sectPr>
+      <w:footerReference w:type="default" r:id="rId8"/>
       <w:pgSz w:w="11906" w:h="16838"/>
-      <w:pgMar w:top="567" w:right="567" w:bottom="567" w:left="567" w:header="0" w:footer="0" w:gutter="0"/>
+      <w:pgMar w:top="567" w:right="851" w:bottom="567" w:left="851" w:header="0" w:footer="0" w:gutter="0"/>
       <w:cols w:space="720"/>
       <w:docGrid w:linePitch="381"/>
     </w:sectPr>
@@ -2662,7 +1788,7 @@
 </file>
 
 <file path=word/endnotes.xml><?xml version="1.0" encoding="utf-8"?>
-<w:endnotes xmlns:wpc="http://schemas.microsoft.com/office/word/2010/wordprocessingCanvas" xmlns:cx="http://schemas.microsoft.com/office/drawing/2014/chartex" xmlns:cx1="http://schemas.microsoft.com/office/drawing/2015/9/8/chartex" xmlns:cx2="http://schemas.microsoft.com/office/drawing/2015/10/21/chartex" xmlns:cx3="http://schemas.microsoft.com/office/drawing/2016/5/9/chartex" xmlns:cx4="http://schemas.microsoft.com/office/drawing/2016/5/10/chartex" xmlns:cx5="http://schemas.microsoft.com/office/drawing/2016/5/11/chartex" xmlns:cx6="http://schemas.microsoft.com/office/drawing/2016/5/12/chartex" xmlns:cx7="http://schemas.microsoft.com/office/drawing/2016/5/13/chartex" xmlns:cx8="http://schemas.microsoft.com/office/drawing/2016/5/14/chartex" xmlns:mc="http://schemas.openxmlformats.org/markup-compatibility/2006" xmlns:aink="http://schemas.microsoft.com/office/drawing/2016/ink" xmlns:am3d="http://schemas.microsoft.com/office/drawing/2017/model3d" xmlns:o="urn:schemas-microsoft-com:office:office" xmlns:oel="http://schemas.microsoft.com/office/2019/extlst" xmlns:r="http://schemas.openxmlformats.org/officeDocument/2006/relationships" xmlns:m="http://schemas.openxmlformats.org/officeDocument/2006/math" xmlns:v="urn:schemas-microsoft-com:vml" xmlns:wp14="http://schemas.microsoft.com/office/word/2010/wordprocessingDrawing" xmlns:wp="http://schemas.openxmlformats.org/drawingml/2006/wordprocessingDrawing" xmlns:w10="urn:schemas-microsoft-com:office:word" xmlns:w="http://schemas.openxmlformats.org/wordprocessingml/2006/main" xmlns:w14="http://schemas.microsoft.com/office/word/2010/wordml" xmlns:w15="http://schemas.microsoft.com/office/word/2012/wordml" xmlns:w16cex="http://schemas.microsoft.com/office/word/2018/wordml/cex" xmlns:w16cid="http://schemas.microsoft.com/office/word/2016/wordml/cid" xmlns:w16="http://schemas.microsoft.com/office/word/2018/wordml" xmlns:w16du="http://schemas.microsoft.com/office/word/2023/wordml/word16du" xmlns:w16sdtdh="http://schemas.microsoft.com/office/word/2020/wordml/sdtdatahash" xmlns:w16se="http://schemas.microsoft.com/office/word/2015/wordml/symex" xmlns:wpg="http://schemas.microsoft.com/office/word/2010/wordprocessingGroup" xmlns:wpi="http://schemas.microsoft.com/office/word/2010/wordprocessingInk" xmlns:wne="http://schemas.microsoft.com/office/word/2006/wordml" xmlns:wps="http://schemas.microsoft.com/office/word/2010/wordprocessingShape" mc:Ignorable="w14 w15 w16se w16cid w16 w16cex w16sdtdh wp14">
+<w:endnotes xmlns:wpc="http://schemas.microsoft.com/office/word/2010/wordprocessingCanvas" xmlns:cx="http://schemas.microsoft.com/office/drawing/2014/chartex" xmlns:cx1="http://schemas.microsoft.com/office/drawing/2015/9/8/chartex" xmlns:cx2="http://schemas.microsoft.com/office/drawing/2015/10/21/chartex" xmlns:cx3="http://schemas.microsoft.com/office/drawing/2016/5/9/chartex" xmlns:cx4="http://schemas.microsoft.com/office/drawing/2016/5/10/chartex" xmlns:cx5="http://schemas.microsoft.com/office/drawing/2016/5/11/chartex" xmlns:cx6="http://schemas.microsoft.com/office/drawing/2016/5/12/chartex" xmlns:cx7="http://schemas.microsoft.com/office/drawing/2016/5/13/chartex" xmlns:cx8="http://schemas.microsoft.com/office/drawing/2016/5/14/chartex" xmlns:mc="http://schemas.openxmlformats.org/markup-compatibility/2006" xmlns:aink="http://schemas.microsoft.com/office/drawing/2016/ink" xmlns:am3d="http://schemas.microsoft.com/office/drawing/2017/model3d" xmlns:o="urn:schemas-microsoft-com:office:office" xmlns:oel="http://schemas.microsoft.com/office/2019/extlst" xmlns:r="http://schemas.openxmlformats.org/officeDocument/2006/relationships" xmlns:m="http://schemas.openxmlformats.org/officeDocument/2006/math" xmlns:v="urn:schemas-microsoft-com:vml" xmlns:wp14="http://schemas.microsoft.com/office/word/2010/wordprocessingDrawing" xmlns:wp="http://schemas.openxmlformats.org/drawingml/2006/wordprocessingDrawing" xmlns:w10="urn:schemas-microsoft-com:office:word" xmlns:w="http://schemas.openxmlformats.org/wordprocessingml/2006/main" xmlns:w14="http://schemas.microsoft.com/office/word/2010/wordml" xmlns:w15="http://schemas.microsoft.com/office/word/2012/wordml" xmlns:w16cex="http://schemas.microsoft.com/office/word/2018/wordml/cex" xmlns:w16cid="http://schemas.microsoft.com/office/word/2016/wordml/cid" xmlns:w16="http://schemas.microsoft.com/office/word/2018/wordml" xmlns:w16du="http://schemas.microsoft.com/office/word/2023/wordml/word16du" xmlns:w16sdtdh="http://schemas.microsoft.com/office/word/2020/wordml/sdtdatahash" xmlns:w16sdtfl="http://schemas.microsoft.com/office/word/2024/wordml/sdtformatlock" xmlns:w16se="http://schemas.microsoft.com/office/word/2015/wordml/symex" xmlns:wpg="http://schemas.microsoft.com/office/word/2010/wordprocessingGroup" xmlns:wpi="http://schemas.microsoft.com/office/word/2010/wordprocessingInk" xmlns:wne="http://schemas.microsoft.com/office/word/2006/wordml" xmlns:wps="http://schemas.microsoft.com/office/word/2010/wordprocessingShape" mc:Ignorable="w14 w15 w16se w16cid w16 w16cex w16sdtdh w16sdtfl w16du wp14">
   <w:endnote w:type="separator" w:id="-1">
     <w:p>
       <w:pPr>
@@ -2687,7 +1813,7 @@
 </file>
 
 <file path=word/footer1.xml><?xml version="1.0" encoding="utf-8"?>
-<w:ftr xmlns:wpc="http://schemas.microsoft.com/office/word/2010/wordprocessingCanvas" xmlns:cx="http://schemas.microsoft.com/office/drawing/2014/chartex" xmlns:cx1="http://schemas.microsoft.com/office/drawing/2015/9/8/chartex" xmlns:cx2="http://schemas.microsoft.com/office/drawing/2015/10/21/chartex" xmlns:cx3="http://schemas.microsoft.com/office/drawing/2016/5/9/chartex" xmlns:cx4="http://schemas.microsoft.com/office/drawing/2016/5/10/chartex" xmlns:cx5="http://schemas.microsoft.com/office/drawing/2016/5/11/chartex" xmlns:cx6="http://schemas.microsoft.com/office/drawing/2016/5/12/chartex" xmlns:cx7="http://schemas.microsoft.com/office/drawing/2016/5/13/chartex" xmlns:cx8="http://schemas.microsoft.com/office/drawing/2016/5/14/chartex" xmlns:mc="http://schemas.openxmlformats.org/markup-compatibility/2006" xmlns:aink="http://schemas.microsoft.com/office/drawing/2016/ink" xmlns:am3d="http://schemas.microsoft.com/office/drawing/2017/model3d" xmlns:o="urn:schemas-microsoft-com:office:office" xmlns:oel="http://schemas.microsoft.com/office/2019/extlst" xmlns:r="http://schemas.openxmlformats.org/officeDocument/2006/relationships" xmlns:m="http://schemas.openxmlformats.org/officeDocument/2006/math" xmlns:v="urn:schemas-microsoft-com:vml" xmlns:wp14="http://schemas.microsoft.com/office/word/2010/wordprocessingDrawing" xmlns:wp="http://schemas.openxmlformats.org/drawingml/2006/wordprocessingDrawing" xmlns:w10="urn:schemas-microsoft-com:office:word" xmlns:w="http://schemas.openxmlformats.org/wordprocessingml/2006/main" xmlns:w14="http://schemas.microsoft.com/office/word/2010/wordml" xmlns:w15="http://schemas.microsoft.com/office/word/2012/wordml" xmlns:w16cex="http://schemas.microsoft.com/office/word/2018/wordml/cex" xmlns:w16cid="http://schemas.microsoft.com/office/word/2016/wordml/cid" xmlns:w16="http://schemas.microsoft.com/office/word/2018/wordml" xmlns:w16du="http://schemas.microsoft.com/office/word/2023/wordml/word16du" xmlns:w16sdtdh="http://schemas.microsoft.com/office/word/2020/wordml/sdtdatahash" xmlns:w16se="http://schemas.microsoft.com/office/word/2015/wordml/symex" xmlns:wpg="http://schemas.microsoft.com/office/word/2010/wordprocessingGroup" xmlns:wpi="http://schemas.microsoft.com/office/word/2010/wordprocessingInk" xmlns:wne="http://schemas.microsoft.com/office/word/2006/wordml" xmlns:wps="http://schemas.microsoft.com/office/word/2010/wordprocessingShape" mc:Ignorable="w14 w15 w16se w16cid w16 w16cex w16sdtdh wp14">
+<w:ftr xmlns:wpc="http://schemas.microsoft.com/office/word/2010/wordprocessingCanvas" xmlns:cx="http://schemas.microsoft.com/office/drawing/2014/chartex" xmlns:cx1="http://schemas.microsoft.com/office/drawing/2015/9/8/chartex" xmlns:cx2="http://schemas.microsoft.com/office/drawing/2015/10/21/chartex" xmlns:cx3="http://schemas.microsoft.com/office/drawing/2016/5/9/chartex" xmlns:cx4="http://schemas.microsoft.com/office/drawing/2016/5/10/chartex" xmlns:cx5="http://schemas.microsoft.com/office/drawing/2016/5/11/chartex" xmlns:cx6="http://schemas.microsoft.com/office/drawing/2016/5/12/chartex" xmlns:cx7="http://schemas.microsoft.com/office/drawing/2016/5/13/chartex" xmlns:cx8="http://schemas.microsoft.com/office/drawing/2016/5/14/chartex" xmlns:mc="http://schemas.openxmlformats.org/markup-compatibility/2006" xmlns:aink="http://schemas.microsoft.com/office/drawing/2016/ink" xmlns:am3d="http://schemas.microsoft.com/office/drawing/2017/model3d" xmlns:o="urn:schemas-microsoft-com:office:office" xmlns:oel="http://schemas.microsoft.com/office/2019/extlst" xmlns:r="http://schemas.openxmlformats.org/officeDocument/2006/relationships" xmlns:m="http://schemas.openxmlformats.org/officeDocument/2006/math" xmlns:v="urn:schemas-microsoft-com:vml" xmlns:wp14="http://schemas.microsoft.com/office/word/2010/wordprocessingDrawing" xmlns:wp="http://schemas.openxmlformats.org/drawingml/2006/wordprocessingDrawing" xmlns:w10="urn:schemas-microsoft-com:office:word" xmlns:w="http://schemas.openxmlformats.org/wordprocessingml/2006/main" xmlns:w14="http://schemas.microsoft.com/office/word/2010/wordml" xmlns:w15="http://schemas.microsoft.com/office/word/2012/wordml" xmlns:w16cex="http://schemas.microsoft.com/office/word/2018/wordml/cex" xmlns:w16cid="http://schemas.microsoft.com/office/word/2016/wordml/cid" xmlns:w16="http://schemas.microsoft.com/office/word/2018/wordml" xmlns:w16du="http://schemas.microsoft.com/office/word/2023/wordml/word16du" xmlns:w16sdtdh="http://schemas.microsoft.com/office/word/2020/wordml/sdtdatahash" xmlns:w16sdtfl="http://schemas.microsoft.com/office/word/2024/wordml/sdtformatlock" xmlns:w16se="http://schemas.microsoft.com/office/word/2015/wordml/symex" xmlns:wpg="http://schemas.microsoft.com/office/word/2010/wordprocessingGroup" xmlns:wpi="http://schemas.microsoft.com/office/word/2010/wordprocessingInk" xmlns:wne="http://schemas.microsoft.com/office/word/2006/wordml" xmlns:wps="http://schemas.microsoft.com/office/word/2010/wordprocessingShape" mc:Ignorable="w14 w15 w16se w16cid w16 w16cex w16sdtdh w16sdtfl w16du wp14">
   <w:sdt>
     <w:sdtPr>
       <w:id w:val="1495451635"/>
@@ -2700,6 +1826,7 @@
       <w:p>
         <w:pPr>
           <w:pStyle w:val="a6"/>
+          <w:ind w:right="-1"/>
           <w:jc w:val="right"/>
         </w:pPr>
         <w:r>
@@ -2738,7 +1865,7 @@
 </file>
 
 <file path=word/footnotes.xml><?xml version="1.0" encoding="utf-8"?>
-<w:footnotes xmlns:wpc="http://schemas.microsoft.com/office/word/2010/wordprocessingCanvas" xmlns:cx="http://schemas.microsoft.com/office/drawing/2014/chartex" xmlns:cx1="http://schemas.microsoft.com/office/drawing/2015/9/8/chartex" xmlns:cx2="http://schemas.microsoft.com/office/drawing/2015/10/21/chartex" xmlns:cx3="http://schemas.microsoft.com/office/drawing/2016/5/9/chartex" xmlns:cx4="http://schemas.microsoft.com/office/drawing/2016/5/10/chartex" xmlns:cx5="http://schemas.microsoft.com/office/drawing/2016/5/11/chartex" xmlns:cx6="http://schemas.microsoft.com/office/drawing/2016/5/12/chartex" xmlns:cx7="http://schemas.microsoft.com/office/drawing/2016/5/13/chartex" xmlns:cx8="http://schemas.microsoft.com/office/drawing/2016/5/14/chartex" xmlns:mc="http://schemas.openxmlformats.org/markup-compatibility/2006" xmlns:aink="http://schemas.microsoft.com/office/drawing/2016/ink" xmlns:am3d="http://schemas.microsoft.com/office/drawing/2017/model3d" xmlns:o="urn:schemas-microsoft-com:office:office" xmlns:oel="http://schemas.microsoft.com/office/2019/extlst" xmlns:r="http://schemas.openxmlformats.org/officeDocument/2006/relationships" xmlns:m="http://schemas.openxmlformats.org/officeDocument/2006/math" xmlns:v="urn:schemas-microsoft-com:vml" xmlns:wp14="http://schemas.microsoft.com/office/word/2010/wordprocessingDrawing" xmlns:wp="http://schemas.openxmlformats.org/drawingml/2006/wordprocessingDrawing" xmlns:w10="urn:schemas-microsoft-com:office:word" xmlns:w="http://schemas.openxmlformats.org/wordprocessingml/2006/main" xmlns:w14="http://schemas.microsoft.com/office/word/2010/wordml" xmlns:w15="http://schemas.microsoft.com/office/word/2012/wordml" xmlns:w16cex="http://schemas.microsoft.com/office/word/2018/wordml/cex" xmlns:w16cid="http://schemas.microsoft.com/office/word/2016/wordml/cid" xmlns:w16="http://schemas.microsoft.com/office/word/2018/wordml" xmlns:w16du="http://schemas.microsoft.com/office/word/2023/wordml/word16du" xmlns:w16sdtdh="http://schemas.microsoft.com/office/word/2020/wordml/sdtdatahash" xmlns:w16se="http://schemas.microsoft.com/office/word/2015/wordml/symex" xmlns:wpg="http://schemas.microsoft.com/office/word/2010/wordprocessingGroup" xmlns:wpi="http://schemas.microsoft.com/office/word/2010/wordprocessingInk" xmlns:wne="http://schemas.microsoft.com/office/word/2006/wordml" xmlns:wps="http://schemas.microsoft.com/office/word/2010/wordprocessingShape" mc:Ignorable="w14 w15 w16se w16cid w16 w16cex w16sdtdh wp14">
+<w:footnotes xmlns:wpc="http://schemas.microsoft.com/office/word/2010/wordprocessingCanvas" xmlns:cx="http://schemas.microsoft.com/office/drawing/2014/chartex" xmlns:cx1="http://schemas.microsoft.com/office/drawing/2015/9/8/chartex" xmlns:cx2="http://schemas.microsoft.com/office/drawing/2015/10/21/chartex" xmlns:cx3="http://schemas.microsoft.com/office/drawing/2016/5/9/chartex" xmlns:cx4="http://schemas.microsoft.com/office/drawing/2016/5/10/chartex" xmlns:cx5="http://schemas.microsoft.com/office/drawing/2016/5/11/chartex" xmlns:cx6="http://schemas.microsoft.com/office/drawing/2016/5/12/chartex" xmlns:cx7="http://schemas.microsoft.com/office/drawing/2016/5/13/chartex" xmlns:cx8="http://schemas.microsoft.com/office/drawing/2016/5/14/chartex" xmlns:mc="http://schemas.openxmlformats.org/markup-compatibility/2006" xmlns:aink="http://schemas.microsoft.com/office/drawing/2016/ink" xmlns:am3d="http://schemas.microsoft.com/office/drawing/2017/model3d" xmlns:o="urn:schemas-microsoft-com:office:office" xmlns:oel="http://schemas.microsoft.com/office/2019/extlst" xmlns:r="http://schemas.openxmlformats.org/officeDocument/2006/relationships" xmlns:m="http://schemas.openxmlformats.org/officeDocument/2006/math" xmlns:v="urn:schemas-microsoft-com:vml" xmlns:wp14="http://schemas.microsoft.com/office/word/2010/wordprocessingDrawing" xmlns:wp="http://schemas.openxmlformats.org/drawingml/2006/wordprocessingDrawing" xmlns:w10="urn:schemas-microsoft-com:office:word" xmlns:w="http://schemas.openxmlformats.org/wordprocessingml/2006/main" xmlns:w14="http://schemas.microsoft.com/office/word/2010/wordml" xmlns:w15="http://schemas.microsoft.com/office/word/2012/wordml" xmlns:w16cex="http://schemas.microsoft.com/office/word/2018/wordml/cex" xmlns:w16cid="http://schemas.microsoft.com/office/word/2016/wordml/cid" xmlns:w16="http://schemas.microsoft.com/office/word/2018/wordml" xmlns:w16du="http://schemas.microsoft.com/office/word/2023/wordml/word16du" xmlns:w16sdtdh="http://schemas.microsoft.com/office/word/2020/wordml/sdtdatahash" xmlns:w16sdtfl="http://schemas.microsoft.com/office/word/2024/wordml/sdtformatlock" xmlns:w16se="http://schemas.microsoft.com/office/word/2015/wordml/symex" xmlns:wpg="http://schemas.microsoft.com/office/word/2010/wordprocessingGroup" xmlns:wpi="http://schemas.microsoft.com/office/word/2010/wordprocessingInk" xmlns:wne="http://schemas.microsoft.com/office/word/2006/wordml" xmlns:wps="http://schemas.microsoft.com/office/word/2010/wordprocessingShape" mc:Ignorable="w14 w15 w16se w16cid w16 w16cex w16sdtdh w16sdtfl w16du wp14">
   <w:footnote w:type="separator" w:id="-1">
     <w:p>
       <w:pPr>
@@ -2763,7 +1890,7 @@
 </file>
 
 <file path=word/numbering.xml><?xml version="1.0" encoding="utf-8"?>
-<w:numbering xmlns:wpc="http://schemas.microsoft.com/office/word/2010/wordprocessingCanvas" xmlns:cx="http://schemas.microsoft.com/office/drawing/2014/chartex" xmlns:cx1="http://schemas.microsoft.com/office/drawing/2015/9/8/chartex" xmlns:cx2="http://schemas.microsoft.com/office/drawing/2015/10/21/chartex" xmlns:cx3="http://schemas.microsoft.com/office/drawing/2016/5/9/chartex" xmlns:cx4="http://schemas.microsoft.com/office/drawing/2016/5/10/chartex" xmlns:cx5="http://schemas.microsoft.com/office/drawing/2016/5/11/chartex" xmlns:cx6="http://schemas.microsoft.com/office/drawing/2016/5/12/chartex" xmlns:cx7="http://schemas.microsoft.com/office/drawing/2016/5/13/chartex" xmlns:cx8="http://schemas.microsoft.com/office/drawing/2016/5/14/chartex" xmlns:mc="http://schemas.openxmlformats.org/markup-compatibility/2006" xmlns:aink="http://schemas.microsoft.com/office/drawing/2016/ink" xmlns:am3d="http://schemas.microsoft.com/office/drawing/2017/model3d" xmlns:o="urn:schemas-microsoft-com:office:office" xmlns:oel="http://schemas.microsoft.com/office/2019/extlst" xmlns:r="http://schemas.openxmlformats.org/officeDocument/2006/relationships" xmlns:m="http://schemas.openxmlformats.org/officeDocument/2006/math" xmlns:v="urn:schemas-microsoft-com:vml" xmlns:wp14="http://schemas.microsoft.com/office/word/2010/wordprocessingDrawing" xmlns:wp="http://schemas.openxmlformats.org/drawingml/2006/wordprocessingDrawing" xmlns:w10="urn:schemas-microsoft-com:office:word" xmlns:w="http://schemas.openxmlformats.org/wordprocessingml/2006/main" xmlns:w14="http://schemas.microsoft.com/office/word/2010/wordml" xmlns:w15="http://schemas.microsoft.com/office/word/2012/wordml" xmlns:w16cex="http://schemas.microsoft.com/office/word/2018/wordml/cex" xmlns:w16cid="http://schemas.microsoft.com/office/word/2016/wordml/cid" xmlns:w16="http://schemas.microsoft.com/office/word/2018/wordml" xmlns:w16du="http://schemas.microsoft.com/office/word/2023/wordml/word16du" xmlns:w16sdtdh="http://schemas.microsoft.com/office/word/2020/wordml/sdtdatahash" xmlns:w16se="http://schemas.microsoft.com/office/word/2015/wordml/symex" xmlns:wpg="http://schemas.microsoft.com/office/word/2010/wordprocessingGroup" xmlns:wpi="http://schemas.microsoft.com/office/word/2010/wordprocessingInk" xmlns:wne="http://schemas.microsoft.com/office/word/2006/wordml" xmlns:wps="http://schemas.microsoft.com/office/word/2010/wordprocessingShape" mc:Ignorable="w14 w15 w16se w16cid w16 w16cex w16sdtdh wp14">
+<w:numbering xmlns:wpc="http://schemas.microsoft.com/office/word/2010/wordprocessingCanvas" xmlns:cx="http://schemas.microsoft.com/office/drawing/2014/chartex" xmlns:cx1="http://schemas.microsoft.com/office/drawing/2015/9/8/chartex" xmlns:cx2="http://schemas.microsoft.com/office/drawing/2015/10/21/chartex" xmlns:cx3="http://schemas.microsoft.com/office/drawing/2016/5/9/chartex" xmlns:cx4="http://schemas.microsoft.com/office/drawing/2016/5/10/chartex" xmlns:cx5="http://schemas.microsoft.com/office/drawing/2016/5/11/chartex" xmlns:cx6="http://schemas.microsoft.com/office/drawing/2016/5/12/chartex" xmlns:cx7="http://schemas.microsoft.com/office/drawing/2016/5/13/chartex" xmlns:cx8="http://schemas.microsoft.com/office/drawing/2016/5/14/chartex" xmlns:mc="http://schemas.openxmlformats.org/markup-compatibility/2006" xmlns:aink="http://schemas.microsoft.com/office/drawing/2016/ink" xmlns:am3d="http://schemas.microsoft.com/office/drawing/2017/model3d" xmlns:o="urn:schemas-microsoft-com:office:office" xmlns:oel="http://schemas.microsoft.com/office/2019/extlst" xmlns:r="http://schemas.openxmlformats.org/officeDocument/2006/relationships" xmlns:m="http://schemas.openxmlformats.org/officeDocument/2006/math" xmlns:v="urn:schemas-microsoft-com:vml" xmlns:wp14="http://schemas.microsoft.com/office/word/2010/wordprocessingDrawing" xmlns:wp="http://schemas.openxmlformats.org/drawingml/2006/wordprocessingDrawing" xmlns:w10="urn:schemas-microsoft-com:office:word" xmlns:w="http://schemas.openxmlformats.org/wordprocessingml/2006/main" xmlns:w14="http://schemas.microsoft.com/office/word/2010/wordml" xmlns:w15="http://schemas.microsoft.com/office/word/2012/wordml" xmlns:w16cex="http://schemas.microsoft.com/office/word/2018/wordml/cex" xmlns:w16cid="http://schemas.microsoft.com/office/word/2016/wordml/cid" xmlns:w16="http://schemas.microsoft.com/office/word/2018/wordml" xmlns:w16du="http://schemas.microsoft.com/office/word/2023/wordml/word16du" xmlns:w16sdtdh="http://schemas.microsoft.com/office/word/2020/wordml/sdtdatahash" xmlns:w16sdtfl="http://schemas.microsoft.com/office/word/2024/wordml/sdtformatlock" xmlns:w16se="http://schemas.microsoft.com/office/word/2015/wordml/symex" xmlns:wpg="http://schemas.microsoft.com/office/word/2010/wordprocessingGroup" xmlns:wpi="http://schemas.microsoft.com/office/word/2010/wordprocessingInk" xmlns:wne="http://schemas.microsoft.com/office/word/2006/wordml" xmlns:wps="http://schemas.microsoft.com/office/word/2010/wordprocessingShape" mc:Ignorable="w14 w15 w16se w16cid w16 w16cex w16sdtdh w16sdtfl w16du wp14">
   <w:abstractNum w:abstractNumId="0" w15:restartNumberingAfterBreak="0">
     <w:nsid w:val="FFFFFF89"/>
     <w:multiLevelType w:val="singleLevel"/>
@@ -3203,7 +2330,7 @@
 </file>
 
 <file path=word/styles.xml><?xml version="1.0" encoding="utf-8"?>
-<w:styles xmlns:mc="http://schemas.openxmlformats.org/markup-compatibility/2006" xmlns:r="http://schemas.openxmlformats.org/officeDocument/2006/relationships" xmlns:w="http://schemas.openxmlformats.org/wordprocessingml/2006/main" xmlns:w14="http://schemas.microsoft.com/office/word/2010/wordml" xmlns:w15="http://schemas.microsoft.com/office/word/2012/wordml" xmlns:w16cex="http://schemas.microsoft.com/office/word/2018/wordml/cex" xmlns:w16cid="http://schemas.microsoft.com/office/word/2016/wordml/cid" xmlns:w16="http://schemas.microsoft.com/office/word/2018/wordml" xmlns:w16sdtdh="http://schemas.microsoft.com/office/word/2020/wordml/sdtdatahash" xmlns:w16se="http://schemas.microsoft.com/office/word/2015/wordml/symex" mc:Ignorable="w14 w15 w16se w16cid w16 w16cex w16sdtdh">
+<w:styles xmlns:mc="http://schemas.openxmlformats.org/markup-compatibility/2006" xmlns:r="http://schemas.openxmlformats.org/officeDocument/2006/relationships" xmlns:w="http://schemas.openxmlformats.org/wordprocessingml/2006/main" xmlns:w14="http://schemas.microsoft.com/office/word/2010/wordml" xmlns:w15="http://schemas.microsoft.com/office/word/2012/wordml" xmlns:w16cex="http://schemas.microsoft.com/office/word/2018/wordml/cex" xmlns:w16cid="http://schemas.microsoft.com/office/word/2016/wordml/cid" xmlns:w16="http://schemas.microsoft.com/office/word/2018/wordml" xmlns:w16du="http://schemas.microsoft.com/office/word/2023/wordml/word16du" xmlns:w16sdtdh="http://schemas.microsoft.com/office/word/2020/wordml/sdtdatahash" xmlns:w16sdtfl="http://schemas.microsoft.com/office/word/2024/wordml/sdtformatlock" xmlns:w16se="http://schemas.microsoft.com/office/word/2015/wordml/symex" mc:Ignorable="w14 w15 w16se w16cid w16 w16cex w16sdtdh w16sdtfl w16du">
   <w:docDefaults>
     <w:rPrDefault>
       <w:rPr>
